--- a/fichas/fai-hooke.docx
+++ b/fichas/fai-hooke.docx
@@ -27,6 +27,7 @@
           <w:ilvl w:val="0"/>
           <w:numId w:val="0"/>
         </w:numPr>
+        <w:spacing w:before="440" w:after="160"/>
       </w:pPr>
       <w:r>
         <w:rPr>
@@ -38,6 +39,7 @@
     <w:p>
       <w:pPr>
         <w:pStyle w:val="FirstParagraph"/>
+        <w:spacing w:after="120" w:line="276" w:lineRule="auto"/>
         <w:jc w:val="both"/>
       </w:pPr>
       <w:r>
@@ -67,6 +69,7 @@
           <w:ilvl w:val="0"/>
           <w:numId w:val="0"/>
         </w:numPr>
+        <w:spacing w:before="440" w:after="160"/>
       </w:pPr>
       <w:r>
         <w:rPr>
@@ -78,6 +81,7 @@
     <w:p>
       <w:pPr>
         <w:pStyle w:val="FirstParagraph"/>
+        <w:spacing w:after="120" w:line="276" w:lineRule="auto"/>
         <w:jc w:val="both"/>
       </w:pPr>
       <w:r>
@@ -185,6 +189,7 @@
     <w:p>
       <w:pPr>
         <w:pStyle w:val="BodyText"/>
+        <w:spacing w:after="120" w:line="276" w:lineRule="auto"/>
         <w:jc w:val="both"/>
       </w:pPr>
       <m:oMathPara>
@@ -237,6 +242,7 @@
     <w:p>
       <w:pPr>
         <w:pStyle w:val="FirstParagraph"/>
+        <w:spacing w:after="120" w:line="276" w:lineRule="auto"/>
         <w:jc w:val="both"/>
       </w:pPr>
       <w:r>
@@ -368,6 +374,7 @@
     <w:p>
       <w:pPr>
         <w:pStyle w:val="BodyText"/>
+        <w:spacing w:after="120" w:line="276" w:lineRule="auto"/>
         <w:jc w:val="both"/>
       </w:pPr>
       <m:oMathPara>
@@ -554,6 +561,7 @@
     <w:p>
       <w:pPr>
         <w:pStyle w:val="FirstParagraph"/>
+        <w:spacing w:after="120" w:line="276" w:lineRule="auto"/>
         <w:jc w:val="both"/>
       </w:pPr>
       <w:r>
@@ -640,6 +648,7 @@
           <w:ilvl w:val="0"/>
           <w:numId w:val="0"/>
         </w:numPr>
+        <w:spacing w:before="440" w:after="160"/>
       </w:pPr>
       <w:r>
         <w:rPr>
@@ -708,6 +717,7 @@
     <w:p>
       <w:pPr>
         <w:pStyle w:val="BodyText"/>
+        <w:spacing w:after="120" w:line="276" w:lineRule="auto"/>
         <w:jc w:val="both"/>
       </w:pPr>
       <w:r>
@@ -717,6 +727,7 @@
     <w:p>
       <w:pPr>
         <w:pStyle w:val="BodyText"/>
+        <w:spacing w:after="120" w:line="276" w:lineRule="auto"/>
         <w:jc w:val="both"/>
       </w:pPr>
       <w:r>
@@ -724,7 +735,7 @@
       </w:r>
     </w:p>
     <w:bookmarkEnd w:id="26"/>
-    <w:bookmarkStart w:id="27" w:name="resultados"/>
+    <w:bookmarkStart w:id="29" w:name="resultados"/>
     <w:p>
       <w:pPr>
         <w:pStyle w:val="Heading2"/>
@@ -732,6 +743,7 @@
           <w:ilvl w:val="0"/>
           <w:numId w:val="0"/>
         </w:numPr>
+        <w:spacing w:before="440" w:after="160"/>
       </w:pPr>
       <w:r>
         <w:rPr>
@@ -743,6 +755,7 @@
     <w:p>
       <w:pPr>
         <w:pStyle w:val="FirstParagraph"/>
+        <w:spacing w:after="120" w:line="276" w:lineRule="auto"/>
         <w:jc w:val="both"/>
       </w:pPr>
       <w:r>
@@ -761,56 +774,75 @@
       </w:r>
       <w:r>
         <w:t xml:space="preserve">(portapesas + pesas), medidos con la báscula en cada paso.</w:t>
+      </w:r>
+    </w:p>
+    <w:bookmarkStart w:id="27" w:name="parte-a.-método-estático"/>
+    <w:p>
+      <w:pPr>
+        <w:pStyle w:val="Heading3"/>
+        <w:numPr>
+          <w:ilvl w:val="0"/>
+          <w:numId w:val="0"/>
+        </w:numPr>
+        <w:spacing w:before="320" w:after="120"/>
+      </w:pPr>
+      <w:r>
+        <w:rPr>
+          <w:i w:val="0"/>
+          <w:sz w:val="26"/>
+        </w:rPr>
+        <w:t xml:space="preserve">Parte A. Método estático</w:t>
       </w:r>
     </w:p>
     <w:p>
       <w:pPr>
-        <w:pStyle w:val="BodyText"/>
+        <w:pStyle w:val="FirstParagraph"/>
+        <w:spacing w:after="120" w:line="276" w:lineRule="auto"/>
         <w:jc w:val="both"/>
       </w:pPr>
       <w:r>
+        <w:t xml:space="preserve">Para cada masa, leer en la escala el alargamiento</w:t>
+      </w:r>
+      <w:r>
+        <w:t xml:space="preserve"> </w:t>
+      </w:r>
+      <m:oMath>
+        <m:r>
+          <m:t>Δ</m:t>
+        </m:r>
+        <m:r>
+          <m:t>y</m:t>
+        </m:r>
+      </m:oMath>
+      <w:r>
+        <w:t xml:space="preserve">.</w:t>
+      </w:r>
+    </w:p>
+    <w:bookmarkEnd w:id="27"/>
+    <w:bookmarkStart w:id="28" w:name="parte-b.-método-dinámico"/>
+    <w:p>
+      <w:pPr>
+        <w:pStyle w:val="Heading3"/>
+        <w:numPr>
+          <w:ilvl w:val="0"/>
+          <w:numId w:val="0"/>
+        </w:numPr>
+        <w:spacing w:before="320" w:after="120"/>
+      </w:pPr>
+      <w:r>
         <w:rPr>
-          <w:bCs/>
-          <w:b/>
+          <w:i w:val="0"/>
+          <w:sz w:val="26"/>
         </w:rPr>
-        <w:t xml:space="preserve">Parte A. Método estático.</w:t>
-      </w:r>
-      <w:r>
-        <w:t xml:space="preserve"> </w:t>
-      </w:r>
-      <w:r>
-        <w:t xml:space="preserve">Para cada masa, leer en la escala el alargamiento</w:t>
-      </w:r>
-      <w:r>
-        <w:t xml:space="preserve"> </w:t>
-      </w:r>
-      <m:oMath>
-        <m:r>
-          <m:t>Δ</m:t>
-        </m:r>
-        <m:r>
-          <m:t>y</m:t>
-        </m:r>
-      </m:oMath>
-      <w:r>
-        <w:t xml:space="preserve">.</w:t>
+        <w:t xml:space="preserve">Parte B. Método dinámico</w:t>
       </w:r>
     </w:p>
     <w:p>
       <w:pPr>
-        <w:pStyle w:val="BodyText"/>
+        <w:pStyle w:val="FirstParagraph"/>
+        <w:spacing w:after="120" w:line="276" w:lineRule="auto"/>
         <w:jc w:val="both"/>
       </w:pPr>
-      <w:r>
-        <w:rPr>
-          <w:bCs/>
-          <w:b/>
-        </w:rPr>
-        <w:t xml:space="preserve">Parte B. Método dinámico.</w:t>
-      </w:r>
-      <w:r>
-        <w:t xml:space="preserve"> </w:t>
-      </w:r>
       <w:r>
         <w:t xml:space="preserve">Para las mismas masas, separar ligeramente la masa del equilibrio, soltarla y medir tres veces el tiempo de 20 oscilaciones,</w:t>
       </w:r>
@@ -2365,14 +2397,16 @@
     <w:p>
       <w:pPr>
         <w:pStyle w:val="TableCaption"/>
+        <w:spacing w:before="80" w:after="280"/>
         <w:jc w:val="center"/>
       </w:pPr>
       <w:r>
         <w:t xml:space="preserve">Tabla 1. Alargamiento y periodo frente a la masa colgada.</w:t>
       </w:r>
     </w:p>
-    <w:bookmarkEnd w:id="27"/>
-    <w:bookmarkStart w:id="28" w:name="cuestiones"/>
+    <w:bookmarkEnd w:id="28"/>
+    <w:bookmarkEnd w:id="29"/>
+    <w:bookmarkStart w:id="30" w:name="cuestiones"/>
     <w:p>
       <w:pPr>
         <w:pStyle w:val="Heading2"/>
@@ -2380,6 +2414,7 @@
           <w:ilvl w:val="0"/>
           <w:numId w:val="0"/>
         </w:numPr>
+        <w:spacing w:before="440" w:after="160"/>
       </w:pPr>
       <w:r>
         <w:rPr>
@@ -2391,6 +2426,7 @@
     <w:p>
       <w:pPr>
         <w:pStyle w:val="FirstParagraph"/>
+        <w:spacing w:before="280" w:after="120" w:line="276" w:lineRule="auto"/>
         <w:jc w:val="both"/>
       </w:pPr>
       <w:r>
@@ -2512,6 +2548,7 @@
     <w:p>
       <w:pPr>
         <w:pStyle w:val="BodyText"/>
+        <w:spacing w:before="280" w:after="120" w:line="276" w:lineRule="auto"/>
         <w:jc w:val="both"/>
       </w:pPr>
       <w:r>
@@ -2545,6 +2582,7 @@
     <w:p>
       <w:pPr>
         <w:pStyle w:val="BodyText"/>
+        <w:spacing w:after="120" w:line="276" w:lineRule="auto"/>
         <w:jc w:val="both"/>
       </w:pPr>
       <m:oMath>
@@ -2577,6 +2615,7 @@
     <w:p>
       <w:pPr>
         <w:pStyle w:val="BodyText"/>
+        <w:spacing w:before="280" w:after="120" w:line="276" w:lineRule="auto"/>
         <w:jc w:val="both"/>
       </w:pPr>
       <w:r>
@@ -2704,6 +2743,7 @@
     <w:p>
       <w:pPr>
         <w:pStyle w:val="BodyText"/>
+        <w:spacing w:before="280" w:after="120" w:line="276" w:lineRule="auto"/>
         <w:jc w:val="both"/>
       </w:pPr>
       <w:r>
@@ -2920,6 +2960,7 @@
     <w:p>
       <w:pPr>
         <w:pStyle w:val="BodyText"/>
+        <w:spacing w:after="120" w:line="276" w:lineRule="auto"/>
         <w:jc w:val="both"/>
       </w:pPr>
       <m:oMath>
@@ -3004,7 +3045,7 @@
       </w:tr>
     </w:tbl>
     <w:p/>
-    <w:bookmarkEnd w:id="28"/>
+    <w:bookmarkEnd w:id="30"/>
     <w:sectPr>
       <w:headerReference w:type="default" r:id="rId9"/>
       <w:footerReference w:type="default" r:id="rId10"/>
@@ -3375,11 +3416,12 @@
       <w:outlineLvl w:val="2"/>
     </w:pPr>
     <w:rPr>
-      <w:rFonts w:asciiTheme="majorHAnsi" w:cstheme="majorBidi" w:eastAsiaTheme="majorEastAsia" w:hAnsiTheme="majorHAnsi"/>
+      <w:rFonts w:ascii="Arial" w:hAnsi="Arial" w:cs="Arial"/>
       <w:b/>
       <w:bCs/>
-      <w:color w:themeColor="accent1" w:val="4F81BD"/>
-      <w:sz w:val="24"/>
+      <w:i w:val="0"/>
+      <w:color w:val="000000"/>
+      <w:sz w:val="26"/>
       <w:szCs w:val="24"/>
     </w:rPr>
   </w:style>

--- a/fichas/fai-hooke.docx
+++ b/fichas/fai-hooke.docx
@@ -915,6 +915,17 @@
         <w:t xml:space="preserve">.</w:t>
       </w:r>
     </w:p>
+    <w:p>
+      <w:pPr>
+        <w:pStyle w:val="TableCaption"/>
+        <w:keepNext/>
+        <w:spacing w:before="200" w:after="80"/>
+        <w:jc w:val="center"/>
+      </w:pPr>
+      <w:r>
+        <w:t xml:space="preserve">Tabla 1. Alargamiento y periodo frente a la masa colgada.</w:t>
+      </w:r>
+    </w:p>
     <w:tbl>
       <w:tblPr>
         <w:tblW w:type="pct" w:w="5000"/>
@@ -2394,16 +2405,6 @@
         </w:tc>
       </w:tr>
     </w:tbl>
-    <w:p>
-      <w:pPr>
-        <w:pStyle w:val="TableCaption"/>
-        <w:spacing w:before="80" w:after="280"/>
-        <w:jc w:val="center"/>
-      </w:pPr>
-      <w:r>
-        <w:t xml:space="preserve">Tabla 1. Alargamiento y periodo frente a la masa colgada.</w:t>
-      </w:r>
-    </w:p>
     <w:bookmarkEnd w:id="28"/>
     <w:bookmarkEnd w:id="29"/>
     <w:bookmarkStart w:id="30" w:name="cuestiones"/>

--- a/fichas/fai-hooke.docx
+++ b/fichas/fai-hooke.docx
@@ -43,7 +43,7 @@
         <w:jc w:val="both"/>
       </w:pPr>
       <w:r>
-        <w:t xml:space="preserve">Determinar la constante elástica</w:t>
+        <w:t xml:space="preserve">Medir el periodo de oscilación de una masa colgada de un muelle para varias masas y obtener de él la constante elástica</w:t>
       </w:r>
       <w:r>
         <w:t xml:space="preserve"> </w:t>
@@ -57,7 +57,7 @@
         <w:t xml:space="preserve"> </w:t>
       </w:r>
       <w:r>
-        <w:t xml:space="preserve">de un muelle de dos formas, a partir de su alargamiento (método estático) y a partir del periodo de oscilación de una masa colgada (método dinámico), y obtener la masa efectiva que oscila además de las pesas.</w:t>
+        <w:t xml:space="preserve">del muelle y la masa adicional que oscila con las pesas.</w:t>
       </w:r>
     </w:p>
     <w:bookmarkEnd w:id="21"/>
@@ -85,17 +85,14 @@
         <w:jc w:val="both"/>
       </w:pPr>
       <w:r>
-        <w:t xml:space="preserve">Un muelle estirado una longitud</w:t>
+        <w:t xml:space="preserve">Un muelle alargado una distancia</w:t>
       </w:r>
       <w:r>
         <w:t xml:space="preserve"> </w:t>
       </w:r>
       <m:oMath>
         <m:r>
-          <m:t>Δ</m:t>
-        </m:r>
-        <m:r>
-          <m:t>y</m:t>
+          <m:t>x</m:t>
         </m:r>
       </m:oMath>
       <w:r>
@@ -130,17 +127,14 @@
           <m:t> </m:t>
         </m:r>
         <m:r>
-          <m:t>Δ</m:t>
-        </m:r>
-        <m:r>
-          <m:t>y</m:t>
+          <m:t>x</m:t>
         </m:r>
       </m:oMath>
       <w:r>
         <w:t xml:space="preserve"> </w:t>
       </w:r>
       <w:r>
-        <w:t xml:space="preserve">(ley de Hooke). Si colgamos una masa</w:t>
+        <w:t xml:space="preserve">(ley de Hooke). Si se le cuelga una masa</w:t>
       </w:r>
       <w:r>
         <w:t xml:space="preserve"> </w:t>
@@ -151,58 +145,103 @@
         </m:r>
       </m:oMath>
       <w:r>
-        <w:t xml:space="preserve">, en el equilibrio</w:t>
-      </w:r>
-      <w:r>
-        <w:t xml:space="preserve"> </w:t>
-      </w:r>
-      <m:oMath>
-        <m:r>
-          <m:t>m</m:t>
-        </m:r>
-        <m:r>
-          <m:t>g</m:t>
-        </m:r>
-        <m:r>
-          <m:rPr>
-            <m:sty m:val="p"/>
-          </m:rPr>
-          <m:t>=</m:t>
-        </m:r>
-        <m:r>
-          <m:t>k</m:t>
-        </m:r>
-        <m:r>
-          <m:t> </m:t>
-        </m:r>
-        <m:r>
-          <m:t>Δ</m:t>
-        </m:r>
-        <m:r>
-          <m:t>y</m:t>
-        </m:r>
-      </m:oMath>
-      <w:r>
-        <w:t xml:space="preserve">:</w:t>
+        <w:t xml:space="preserve">, se separa un poco del equilibrio y se suelta, la masa oscila con movimiento armónico simple,</w:t>
       </w:r>
     </w:p>
     <w:p>
       <w:pPr>
         <w:pStyle w:val="BodyText"/>
-        <w:spacing w:after="120" w:line="276" w:lineRule="auto"/>
-        <w:jc w:val="both"/>
+        <w:spacing w:before="200" w:after="200"/>
       </w:pPr>
       <m:oMathPara>
         <m:oMathParaPr>
           <m:jc m:val="center"/>
         </m:oMathParaPr>
         <m:oMath>
+          <m:acc>
+            <m:accPr>
+              <m:chr m:val="̈"/>
+            </m:accPr>
+            <m:e>
+              <m:r>
+                <m:t>x</m:t>
+              </m:r>
+            </m:e>
+          </m:acc>
           <m:r>
-            <m:t>Δ</m:t>
+            <m:rPr>
+              <m:sty m:val="p"/>
+            </m:rPr>
+            <m:t>+</m:t>
+          </m:r>
+          <m:sSubSup>
+            <m:e>
+              <m:r>
+                <m:t>ω</m:t>
+              </m:r>
+            </m:e>
+            <m:sub>
+              <m:r>
+                <m:t>0</m:t>
+              </m:r>
+            </m:sub>
+            <m:sup>
+              <m:r>
+                <m:t>2</m:t>
+              </m:r>
+            </m:sup>
+          </m:sSubSup>
+          <m:r>
+            <m:t> </m:t>
           </m:r>
           <m:r>
-            <m:t>y</m:t>
+            <m:t>x</m:t>
           </m:r>
+          <m:r>
+            <m:rPr>
+              <m:sty m:val="p"/>
+            </m:rPr>
+            <m:t>=</m:t>
+          </m:r>
+          <m:r>
+            <m:t>0</m:t>
+          </m:r>
+          <m:r>
+            <m:rPr>
+              <m:sty m:val="p"/>
+            </m:rPr>
+            <m:t>,</m:t>
+          </m:r>
+        </m:oMath>
+      </m:oMathPara>
+    </w:p>
+    <w:p>
+      <w:pPr>
+        <w:pStyle w:val="FirstParagraph"/>
+        <w:spacing w:before="200" w:after="200"/>
+      </w:pPr>
+      <m:oMathPara>
+        <m:oMathParaPr>
+          <m:jc m:val="center"/>
+        </m:oMathParaPr>
+        <m:oMath>
+          <m:sSubSup>
+            <m:e>
+              <m:r>
+                <m:t>ω</m:t>
+              </m:r>
+            </m:e>
+            <m:sub>
+              <m:r>
+                <m:t>0</m:t>
+              </m:r>
+            </m:sub>
+            <m:sup>
+              <m:r>
+                <m:t>2</m:t>
+              </m:r>
+            </m:sup>
+          </m:sSubSup>
           <m:r>
             <m:rPr>
               <m:sty m:val="p"/>
@@ -215,26 +254,20 @@
             </m:fPr>
             <m:num>
               <m:r>
-                <m:t>g</m:t>
+                <m:t>k</m:t>
               </m:r>
             </m:num>
             <m:den>
               <m:r>
-                <m:t>k</m:t>
+                <m:t>m</m:t>
               </m:r>
             </m:den>
           </m:f>
           <m:r>
-            <m:t> </m:t>
-          </m:r>
-          <m:r>
-            <m:t>m</m:t>
-          </m:r>
-          <m:r>
             <m:rPr>
               <m:sty m:val="p"/>
             </m:rPr>
-            <m:t>.</m:t>
+            <m:t>,</m:t>
           </m:r>
         </m:oMath>
       </m:oMathPara>
@@ -246,50 +279,14 @@
         <w:jc w:val="both"/>
       </w:pPr>
       <w:r>
-        <w:t xml:space="preserve">Si se separa la masa de su posición de equilibrio y se suelta, oscila con movimiento armónico simple,</w:t>
+        <w:t xml:space="preserve">con periodo</w:t>
       </w:r>
       <w:r>
         <w:t xml:space="preserve"> </w:t>
       </w:r>
       <m:oMath>
-        <m:acc>
-          <m:accPr>
-            <m:chr m:val="̈"/>
-          </m:accPr>
-          <m:e>
-            <m:r>
-              <m:t>y</m:t>
-            </m:r>
-          </m:e>
-        </m:acc>
         <m:r>
-          <m:rPr>
-            <m:sty m:val="p"/>
-          </m:rPr>
-          <m:t>+</m:t>
-        </m:r>
-        <m:sSubSup>
-          <m:e>
-            <m:r>
-              <m:t>ω</m:t>
-            </m:r>
-          </m:e>
-          <m:sub>
-            <m:r>
-              <m:t>0</m:t>
-            </m:r>
-          </m:sub>
-          <m:sup>
-            <m:r>
-              <m:t>2</m:t>
-            </m:r>
-          </m:sup>
-        </m:sSubSup>
-        <m:r>
-          <m:t> </m:t>
-        </m:r>
-        <m:r>
-          <m:t>y</m:t>
+          <m:t>T</m:t>
         </m:r>
         <m:r>
           <m:rPr>
@@ -298,54 +295,34 @@
           <m:t>=</m:t>
         </m:r>
         <m:r>
-          <m:t>0</m:t>
+          <m:t>2</m:t>
         </m:r>
-      </m:oMath>
-      <w:r>
-        <w:t xml:space="preserve">, con</w:t>
-      </w:r>
-      <w:r>
-        <w:t xml:space="preserve"> </w:t>
-      </w:r>
-      <m:oMath>
-        <m:sSubSup>
+        <m:r>
+          <m:t>π</m:t>
+        </m:r>
+        <m:rad>
+          <m:radPr>
+            <m:degHide m:val="on"/>
+          </m:radPr>
+          <m:deg/>
           <m:e>
             <m:r>
-              <m:t>ω</m:t>
+              <m:t>m</m:t>
+            </m:r>
+            <m:r>
+              <m:rPr>
+                <m:sty m:val="p"/>
+              </m:rPr>
+              <m:t>/</m:t>
+            </m:r>
+            <m:r>
+              <m:t>k</m:t>
             </m:r>
           </m:e>
-          <m:sub>
-            <m:r>
-              <m:t>0</m:t>
-            </m:r>
-          </m:sub>
-          <m:sup>
-            <m:r>
-              <m:t>2</m:t>
-            </m:r>
-          </m:sup>
-        </m:sSubSup>
-        <m:r>
-          <m:rPr>
-            <m:sty m:val="p"/>
-          </m:rPr>
-          <m:t>=</m:t>
-        </m:r>
-        <m:r>
-          <m:t>k</m:t>
-        </m:r>
-        <m:r>
-          <m:rPr>
-            <m:sty m:val="p"/>
-          </m:rPr>
-          <m:t>/</m:t>
-        </m:r>
-        <m:r>
-          <m:t>m</m:t>
-        </m:r>
+        </m:rad>
       </m:oMath>
       <w:r>
-        <w:t xml:space="preserve">. Pero con las pesas oscilan también la varilla portaíndice y el propio muelle, cuyas masas no podemos medir por separado. Su efecto equivale a una masa adicional</w:t>
+        <w:t xml:space="preserve">. En la práctica oscilan también la varilla del índice y el propio muelle, y su efecto equivale a añadir una masa</w:t>
       </w:r>
       <w:r>
         <w:t xml:space="preserve"> </w:t>
@@ -368,14 +345,13 @@
         <w:t xml:space="preserve"> </w:t>
       </w:r>
       <w:r>
-        <w:t xml:space="preserve">(la de la varilla más, aproximadamente, un tercio de la del muelle):</w:t>
+        <w:t xml:space="preserve">a la colgada:</w:t>
       </w:r>
     </w:p>
     <w:p>
       <w:pPr>
         <w:pStyle w:val="BodyText"/>
-        <w:spacing w:after="120" w:line="276" w:lineRule="auto"/>
-        <w:jc w:val="both"/>
+        <w:spacing w:before="200" w:after="200"/>
       </w:pPr>
       <m:oMathPara>
         <m:oMathParaPr>
@@ -439,17 +415,34 @@
             </m:e>
           </m:rad>
           <m:r>
-            <m:t>  </m:t>
-          </m:r>
-          <m:r>
             <m:rPr>
               <m:sty m:val="p"/>
             </m:rPr>
-            <m:t>⇒</m:t>
+            <m:t>.</m:t>
           </m:r>
-          <m:r>
-            <m:t>  </m:t>
-          </m:r>
+        </m:oMath>
+      </m:oMathPara>
+    </w:p>
+    <w:p>
+      <w:pPr>
+        <w:pStyle w:val="FirstParagraph"/>
+        <w:spacing w:after="120" w:line="276" w:lineRule="auto"/>
+        <w:jc w:val="both"/>
+      </w:pPr>
+      <w:r>
+        <w:t xml:space="preserve">Elevando al cuadrado,</w:t>
+      </w:r>
+    </w:p>
+    <w:p>
+      <w:pPr>
+        <w:pStyle w:val="BodyText"/>
+        <w:spacing w:before="200" w:after="200"/>
+      </w:pPr>
+      <m:oMathPara>
+        <m:oMathParaPr>
+          <m:jc m:val="center"/>
+        </m:oMathParaPr>
+        <m:oMath>
           <m:sSup>
             <m:e>
               <m:r>
@@ -553,7 +546,7 @@
             <m:rPr>
               <m:sty m:val="p"/>
             </m:rPr>
-            <m:t>.</m:t>
+            <m:t>,</m:t>
           </m:r>
         </m:oMath>
       </m:oMathPara>
@@ -565,7 +558,7 @@
         <w:jc w:val="both"/>
       </w:pPr>
       <w:r>
-        <w:t xml:space="preserve">La pendiente de</w:t>
+        <w:t xml:space="preserve">de modo que</w:t>
       </w:r>
       <w:r>
         <w:t xml:space="preserve"> </w:t>
@@ -588,7 +581,7 @@
         <w:t xml:space="preserve"> </w:t>
       </w:r>
       <w:r>
-        <w:t xml:space="preserve">frente a</w:t>
+        <w:t xml:space="preserve">depende linealmente de</w:t>
       </w:r>
       <w:r>
         <w:t xml:space="preserve"> </w:t>
@@ -599,41 +592,48 @@
         </m:r>
       </m:oMath>
       <w:r>
+        <w:t xml:space="preserve">,</w:t>
+      </w:r>
+      <w:r>
         <w:t xml:space="preserve"> </w:t>
       </w:r>
-      <w:r>
-        <w:t xml:space="preserve">da</w:t>
-      </w:r>
-      <w:r>
-        <w:t xml:space="preserve"> </w:t>
-      </w:r>
       <m:oMath>
-        <m:r>
-          <m:t>k</m:t>
-        </m:r>
-      </m:oMath>
-      <w:r>
-        <w:t xml:space="preserve"> </w:t>
-      </w:r>
-      <w:r>
-        <w:t xml:space="preserve">y la ordenada en el origen,</w:t>
-      </w:r>
-      <w:r>
-        <w:t xml:space="preserve"> </w:t>
-      </w:r>
-      <m:oMath>
-        <m:sSub>
+        <m:sSup>
           <m:e>
             <m:r>
-              <m:t>m</m:t>
+              <m:t>T</m:t>
             </m:r>
           </m:e>
-          <m:sub>
+          <m:sup>
             <m:r>
-              <m:t>0</m:t>
+              <m:t>2</m:t>
             </m:r>
-          </m:sub>
-        </m:sSub>
+          </m:sup>
+        </m:sSup>
+        <m:r>
+          <m:rPr>
+            <m:sty m:val="p"/>
+          </m:rPr>
+          <m:t>=</m:t>
+        </m:r>
+        <m:r>
+          <m:t>B</m:t>
+        </m:r>
+        <m:r>
+          <m:t> </m:t>
+        </m:r>
+        <m:r>
+          <m:t>m</m:t>
+        </m:r>
+        <m:r>
+          <m:rPr>
+            <m:sty m:val="p"/>
+          </m:rPr>
+          <m:t>+</m:t>
+        </m:r>
+        <m:r>
+          <m:t>A</m:t>
+        </m:r>
       </m:oMath>
       <w:r>
         <w:t xml:space="preserve">.</w:t>
@@ -665,9 +665,9 @@
       <w:r>
         <w:drawing>
           <wp:inline>
-            <wp:extent cx="1079999" cy="1707906"/>
+            <wp:extent cx="1259999" cy="1992558"/>
             <wp:effectExtent b="0" l="0" r="0" t="0"/>
-            <wp:docPr descr="Figura 1. Muelle con escala y varilla portaíndice." title="" id="24" name="Picture"/>
+            <wp:docPr descr="Figura 1. Muelle con escala y varilla con índice." title="" id="24" name="Picture"/>
             <a:graphic>
               <a:graphicData uri="http://schemas.openxmlformats.org/drawingml/2006/picture">
                 <pic:pic>
@@ -686,7 +686,7 @@
                   <pic:spPr bwMode="auto">
                     <a:xfrm>
                       <a:off x="0" y="0"/>
-                      <a:ext cx="1079999" cy="1707906"/>
+                      <a:ext cx="1259999" cy="1992558"/>
                     </a:xfrm>
                     <a:prstGeom prst="rect">
                       <a:avLst/>
@@ -708,10 +708,11 @@
     <w:p>
       <w:pPr>
         <w:pStyle w:val="ImageCaption"/>
+        <w:spacing w:after="280"/>
         <w:jc w:val="center"/>
       </w:pPr>
       <w:r>
-        <w:t xml:space="preserve">Figura 1. Muelle con escala y varilla portaíndice.</w:t>
+        <w:t xml:space="preserve">Figura 1. Muelle con escala y varilla con índice.</w:t>
       </w:r>
     </w:p>
     <w:p>
@@ -721,7 +722,7 @@
         <w:jc w:val="both"/>
       </w:pPr>
       <w:r>
-        <w:t xml:space="preserve">Roscar la varilla en la base soporte y fijar la nuez con gancho en la varilla vertical. Colgar de la nuez el dispositivo del puesto (el muelle rojo es el más blando y el azul el más duro). El dispositivo lleva una escala para leer directamente el estiramiento con el índice rojo. Antes de colgar ningún peso, comprobar que el índice marca el 0; si no, aflojar la tuerca moleteada superior, enroscar o desenroscar el gancho superior hasta hacerlo coincidir y volver a apretar la tuerca. Las masas se miden con la báscula y el tiempo con el cronómetro.</w:t>
+        <w:t xml:space="preserve">El muelle se cuelga de la nuez con gancho fijada a la varilla vertical del soporte. Hay dos muelles: el rojo es el más blando y el azul el más duro. Las masas se miden con la báscula y el tiempo con el cronómetro.</w:t>
       </w:r>
     </w:p>
     <w:p>
@@ -735,7 +736,7 @@
       </w:r>
     </w:p>
     <w:bookmarkEnd w:id="26"/>
-    <w:bookmarkStart w:id="29" w:name="resultados"/>
+    <w:bookmarkStart w:id="27" w:name="resultados"/>
     <w:p>
       <w:pPr>
         <w:pStyle w:val="Heading2"/>
@@ -759,7 +760,7 @@
         <w:jc w:val="both"/>
       </w:pPr>
       <w:r>
-        <w:t xml:space="preserve">El portapesas se usa como una pesa más. Medir su masa e ir añadiendo una a una 5 pesas de 10 g, hasta seis valores de masa colgada</w:t>
+        <w:t xml:space="preserve">El portapesas cuenta como una masa más. Medir su masa con la báscula y después ir añadiendo pesas de 10 g de una en una, hasta tener seis valores de la masa colgada</w:t>
       </w:r>
       <w:r>
         <w:t xml:space="preserve"> </w:t>
@@ -773,78 +774,17 @@
         <w:t xml:space="preserve"> </w:t>
       </w:r>
       <w:r>
-        <w:t xml:space="preserve">(portapesas + pesas), medidos con la báscula en cada paso.</w:t>
-      </w:r>
-    </w:p>
-    <w:bookmarkStart w:id="27" w:name="parte-a.-método-estático"/>
-    <w:p>
-      <w:pPr>
-        <w:pStyle w:val="Heading3"/>
-        <w:numPr>
-          <w:ilvl w:val="0"/>
-          <w:numId w:val="0"/>
-        </w:numPr>
-        <w:spacing w:before="320" w:after="120"/>
-      </w:pPr>
-      <w:r>
-        <w:rPr>
-          <w:i w:val="0"/>
-          <w:sz w:val="26"/>
-        </w:rPr>
-        <w:t xml:space="preserve">Parte A. Método estático</w:t>
+        <w:t xml:space="preserve">(portapesas más pesas).</w:t>
       </w:r>
     </w:p>
     <w:p>
       <w:pPr>
-        <w:pStyle w:val="FirstParagraph"/>
+        <w:pStyle w:val="BodyText"/>
         <w:spacing w:after="120" w:line="276" w:lineRule="auto"/>
         <w:jc w:val="both"/>
       </w:pPr>
       <w:r>
-        <w:t xml:space="preserve">Para cada masa, leer en la escala el alargamiento</w:t>
-      </w:r>
-      <w:r>
-        <w:t xml:space="preserve"> </w:t>
-      </w:r>
-      <m:oMath>
-        <m:r>
-          <m:t>Δ</m:t>
-        </m:r>
-        <m:r>
-          <m:t>y</m:t>
-        </m:r>
-      </m:oMath>
-      <w:r>
-        <w:t xml:space="preserve">.</w:t>
-      </w:r>
-    </w:p>
-    <w:bookmarkEnd w:id="27"/>
-    <w:bookmarkStart w:id="28" w:name="parte-b.-método-dinámico"/>
-    <w:p>
-      <w:pPr>
-        <w:pStyle w:val="Heading3"/>
-        <w:numPr>
-          <w:ilvl w:val="0"/>
-          <w:numId w:val="0"/>
-        </w:numPr>
-        <w:spacing w:before="320" w:after="120"/>
-      </w:pPr>
-      <w:r>
-        <w:rPr>
-          <w:i w:val="0"/>
-          <w:sz w:val="26"/>
-        </w:rPr>
-        <w:t xml:space="preserve">Parte B. Método dinámico</w:t>
-      </w:r>
-    </w:p>
-    <w:p>
-      <w:pPr>
-        <w:pStyle w:val="FirstParagraph"/>
-        <w:spacing w:after="120" w:line="276" w:lineRule="auto"/>
-        <w:jc w:val="both"/>
-      </w:pPr>
-      <w:r>
-        <w:t xml:space="preserve">Para las mismas masas, separar ligeramente la masa del equilibrio, soltarla y medir tres veces el tiempo de 20 oscilaciones,</w:t>
+        <w:t xml:space="preserve">Para cada masa, bajarla un centímetro, soltarla y medir tres veces el tiempo de 20 oscilaciones,</w:t>
       </w:r>
       <w:r>
         <w:t xml:space="preserve"> </w:t>
@@ -864,10 +804,7 @@
         </m:sSub>
       </m:oMath>
       <w:r>
-        <w:t xml:space="preserve"> </w:t>
-      </w:r>
-      <w:r>
-        <w:t xml:space="preserve">(cada oscilación es un periodo: contar una cada vez que la masa vuelve al mismo extremo). El periodo es</w:t>
+        <w:t xml:space="preserve">. Una oscilación termina cada vez que la masa vuelve al punto más bajo. El periodo es</w:t>
       </w:r>
       <w:r>
         <w:t xml:space="preserve"> </w:t>
@@ -919,11 +856,48 @@
       <w:pPr>
         <w:pStyle w:val="TableCaption"/>
         <w:keepNext/>
-        <w:spacing w:before="200" w:after="80"/>
+        <w:spacing w:after="80" w:before="200"/>
         <w:jc w:val="center"/>
       </w:pPr>
       <w:r>
-        <w:t xml:space="preserve">Tabla 1. Alargamiento y periodo frente a la masa colgada.</w:t>
+        <w:t xml:space="preserve">Tabla 1. Periodo frente a la masa colgada. Escriba</w:t>
+      </w:r>
+      <w:r>
+        <w:t xml:space="preserve"> </w:t>
+      </w:r>
+      <m:oMath>
+        <m:r>
+          <m:t>T</m:t>
+        </m:r>
+      </m:oMath>
+      <w:r>
+        <w:t xml:space="preserve"> </w:t>
+      </w:r>
+      <w:r>
+        <w:t xml:space="preserve">y</w:t>
+      </w:r>
+      <w:r>
+        <w:t xml:space="preserve"> </w:t>
+      </w:r>
+      <m:oMath>
+        <m:sSup>
+          <m:e>
+            <m:r>
+              <m:t>T</m:t>
+            </m:r>
+          </m:e>
+          <m:sup>
+            <m:r>
+              <m:t>2</m:t>
+            </m:r>
+          </m:sup>
+        </m:sSup>
+      </m:oMath>
+      <w:r>
+        <w:t xml:space="preserve"> </w:t>
+      </w:r>
+      <w:r>
+        <w:t xml:space="preserve">con su error.</w:t>
       </w:r>
     </w:p>
     <w:tbl>
@@ -939,19 +913,15 @@
           <w:insideV w:val="single" w:sz="6" w:color="000000"/>
         </w:tblBorders>
         <w:tblLook w:firstRow="1" w:lastRow="0" w:firstColumn="0" w:lastColumn="0" w:noHBand="0" w:noVBand="0" w:val="0020"/>
-        <w:tblCaption w:val="Tabla 1. Alargamiento y periodo frente a la masa colgada."/>
+        <w:tblCaption w:val="Tabla 1. Periodo frente a la masa colgada. Escriba T y T^2 con su error."/>
       </w:tblPr>
       <w:tblGrid>
-        <w:gridCol w:w="792"/>
-        <w:gridCol w:w="792"/>
-        <w:gridCol w:w="792"/>
-        <w:gridCol w:w="792"/>
-        <w:gridCol w:w="792"/>
-        <w:gridCol w:w="792"/>
-        <w:gridCol w:w="792"/>
-        <w:gridCol w:w="792"/>
-        <w:gridCol w:w="792"/>
-        <w:gridCol w:w="792"/>
+        <w:gridCol w:w="1320"/>
+        <w:gridCol w:w="1320"/>
+        <w:gridCol w:w="1320"/>
+        <w:gridCol w:w="1320"/>
+        <w:gridCol w:w="1320"/>
+        <w:gridCol w:w="1320"/>
       </w:tblGrid>
       <w:tr>
         <w:trPr>
@@ -966,6 +936,7 @@
           <w:p>
             <w:pPr>
               <w:pStyle w:val="Compact"/>
+              <w:keepNext/>
               <w:jc w:val="center"/>
             </w:pPr>
             <m:oMath>
@@ -995,117 +966,7 @@
           <w:p>
             <w:pPr>
               <w:pStyle w:val="Compact"/>
-              <w:jc w:val="center"/>
-            </w:pPr>
-            <m:oMath>
-              <m:sSub>
-                <m:e>
-                  <m:r>
-                    <m:t>ε</m:t>
-                  </m:r>
-                </m:e>
-                <m:sub>
-                  <m:r>
-                    <m:t>m</m:t>
-                  </m:r>
-                </m:sub>
-              </m:sSub>
-            </m:oMath>
-            <w:r>
-              <w:rPr>
-                <w:sz w:val="20"/>
-              </w:rPr>
-              <w:t xml:space="preserve"> </w:t>
-            </w:r>
-            <w:r>
-              <w:rPr>
-                <w:sz w:val="20"/>
-              </w:rPr>
-              <w:t xml:space="preserve">(kg)</w:t>
-            </w:r>
-          </w:p>
-        </w:tc>
-        <w:tc>
-          <w:tcPr>
-            <w:shd w:val="clear" w:color="auto" w:fill="FFF0C1"/>
-            <w:vAlign w:val="center"/>
-          </w:tcPr>
-          <w:p>
-            <w:pPr>
-              <w:pStyle w:val="Compact"/>
-              <w:jc w:val="center"/>
-            </w:pPr>
-            <m:oMath>
-              <m:r>
-                <m:t>Δ</m:t>
-              </m:r>
-              <m:r>
-                <m:t>y</m:t>
-              </m:r>
-            </m:oMath>
-            <w:r>
-              <w:rPr>
-                <w:sz w:val="20"/>
-              </w:rPr>
-              <w:t xml:space="preserve"> </w:t>
-            </w:r>
-            <w:r>
-              <w:rPr>
-                <w:sz w:val="20"/>
-              </w:rPr>
-              <w:t xml:space="preserve">(m)</w:t>
-            </w:r>
-          </w:p>
-        </w:tc>
-        <w:tc>
-          <w:tcPr>
-            <w:shd w:val="clear" w:color="auto" w:fill="FFF0C1"/>
-            <w:vAlign w:val="center"/>
-          </w:tcPr>
-          <w:p>
-            <w:pPr>
-              <w:pStyle w:val="Compact"/>
-              <w:jc w:val="center"/>
-            </w:pPr>
-            <m:oMath>
-              <m:sSub>
-                <m:e>
-                  <m:r>
-                    <m:t>ε</m:t>
-                  </m:r>
-                </m:e>
-                <m:sub>
-                  <m:r>
-                    <m:t>Δ</m:t>
-                  </m:r>
-                  <m:r>
-                    <m:t>y</m:t>
-                  </m:r>
-                </m:sub>
-              </m:sSub>
-            </m:oMath>
-            <w:r>
-              <w:rPr>
-                <w:sz w:val="20"/>
-              </w:rPr>
-              <w:t xml:space="preserve"> </w:t>
-            </w:r>
-            <w:r>
-              <w:rPr>
-                <w:sz w:val="20"/>
-              </w:rPr>
-              <w:t xml:space="preserve">(m)</w:t>
-            </w:r>
-          </w:p>
-        </w:tc>
-        <w:tc>
-          <w:tcPr>
-            <w:shd w:val="clear" w:color="auto" w:fill="FFF0C1"/>
-            <w:vAlign w:val="center"/>
-          </w:tcPr>
-          <w:p>
-            <w:pPr>
-              <w:pStyle w:val="Compact"/>
+              <w:keepNext/>
               <w:jc w:val="center"/>
             </w:pPr>
             <m:oMath>
@@ -1153,6 +1014,7 @@
           <w:p>
             <w:pPr>
               <w:pStyle w:val="Compact"/>
+              <w:keepNext/>
               <w:jc w:val="center"/>
             </w:pPr>
             <m:oMath>
@@ -1200,6 +1062,7 @@
           <w:p>
             <w:pPr>
               <w:pStyle w:val="Compact"/>
+              <w:keepNext/>
               <w:jc w:val="center"/>
             </w:pPr>
             <m:oMath>
@@ -1247,6 +1110,7 @@
           <w:p>
             <w:pPr>
               <w:pStyle w:val="Compact"/>
+              <w:keepNext/>
               <w:jc w:val="center"/>
             </w:pPr>
             <m:oMath>
@@ -1276,6 +1140,7 @@
           <w:p>
             <w:pPr>
               <w:pStyle w:val="Compact"/>
+              <w:keepNext/>
               <w:jc w:val="center"/>
             </w:pPr>
             <m:oMath>
@@ -1306,53 +1171,6 @@
             </w:r>
           </w:p>
         </w:tc>
-        <w:tc>
-          <w:tcPr>
-            <w:shd w:val="clear" w:color="auto" w:fill="FFF0C1"/>
-            <w:vAlign w:val="center"/>
-          </w:tcPr>
-          <w:p>
-            <w:pPr>
-              <w:pStyle w:val="Compact"/>
-              <w:jc w:val="center"/>
-            </w:pPr>
-            <m:oMath>
-              <m:sSub>
-                <m:e>
-                  <m:r>
-                    <m:t>ε</m:t>
-                  </m:r>
-                </m:e>
-                <m:sub>
-                  <m:sSup>
-                    <m:e>
-                      <m:r>
-                        <m:t>T</m:t>
-                      </m:r>
-                    </m:e>
-                    <m:sup>
-                      <m:r>
-                        <m:t>2</m:t>
-                      </m:r>
-                    </m:sup>
-                  </m:sSup>
-                </m:sub>
-              </m:sSub>
-            </m:oMath>
-            <w:r>
-              <w:rPr>
-                <w:sz w:val="20"/>
-              </w:rPr>
-              <w:t xml:space="preserve"> </w:t>
-            </w:r>
-            <w:r>
-              <w:rPr>
-                <w:sz w:val="20"/>
-              </w:rPr>
-              <w:t xml:space="preserve">(s²)</w:t>
-            </w:r>
-          </w:p>
-        </w:tc>
       </w:tr>
       <w:tr>
         <w:trPr>
@@ -1365,159 +1183,97 @@
           <w:p>
             <w:pPr>
               <w:pStyle w:val="Compact"/>
-              <w:jc w:val="center"/>
-            </w:pPr>
-            <w:r>
-              <w:rPr>
-                <w:sz w:val="20"/>
-              </w:rPr>
-              <w:t xml:space="preserve"> </w:t>
-            </w:r>
-          </w:p>
-        </w:tc>
-        <w:tc>
-          <w:tcPr>
-            <w:vAlign w:val="center"/>
-          </w:tcPr>
-          <w:p>
-            <w:pPr>
-              <w:pStyle w:val="Compact"/>
-              <w:jc w:val="center"/>
-            </w:pPr>
-            <w:r>
-              <w:rPr>
-                <w:sz w:val="20"/>
-              </w:rPr>
-              <w:t xml:space="preserve"> </w:t>
-            </w:r>
-          </w:p>
-        </w:tc>
-        <w:tc>
-          <w:tcPr>
-            <w:vAlign w:val="center"/>
-          </w:tcPr>
-          <w:p>
-            <w:pPr>
-              <w:pStyle w:val="Compact"/>
-              <w:jc w:val="center"/>
-            </w:pPr>
-            <w:r>
-              <w:rPr>
-                <w:sz w:val="20"/>
-              </w:rPr>
-              <w:t xml:space="preserve"> </w:t>
-            </w:r>
-          </w:p>
-        </w:tc>
-        <w:tc>
-          <w:tcPr>
-            <w:vAlign w:val="center"/>
-          </w:tcPr>
-          <w:p>
-            <w:pPr>
-              <w:pStyle w:val="Compact"/>
-              <w:jc w:val="center"/>
-            </w:pPr>
-            <w:r>
-              <w:rPr>
-                <w:sz w:val="20"/>
-              </w:rPr>
-              <w:t xml:space="preserve"> </w:t>
-            </w:r>
-          </w:p>
-        </w:tc>
-        <w:tc>
-          <w:tcPr>
-            <w:vAlign w:val="center"/>
-          </w:tcPr>
-          <w:p>
-            <w:pPr>
-              <w:pStyle w:val="Compact"/>
-              <w:jc w:val="center"/>
-            </w:pPr>
-            <w:r>
-              <w:rPr>
-                <w:sz w:val="20"/>
-              </w:rPr>
-              <w:t xml:space="preserve"> </w:t>
-            </w:r>
-          </w:p>
-        </w:tc>
-        <w:tc>
-          <w:tcPr>
-            <w:vAlign w:val="center"/>
-          </w:tcPr>
-          <w:p>
-            <w:pPr>
-              <w:pStyle w:val="Compact"/>
-              <w:jc w:val="center"/>
-            </w:pPr>
-            <w:r>
-              <w:rPr>
-                <w:sz w:val="20"/>
-              </w:rPr>
-              <w:t xml:space="preserve"> </w:t>
-            </w:r>
-          </w:p>
-        </w:tc>
-        <w:tc>
-          <w:tcPr>
-            <w:vAlign w:val="center"/>
-          </w:tcPr>
-          <w:p>
-            <w:pPr>
-              <w:pStyle w:val="Compact"/>
-              <w:jc w:val="center"/>
-            </w:pPr>
-            <w:r>
-              <w:rPr>
-                <w:sz w:val="20"/>
-              </w:rPr>
-              <w:t xml:space="preserve"> </w:t>
-            </w:r>
-          </w:p>
-        </w:tc>
-        <w:tc>
-          <w:tcPr>
-            <w:vAlign w:val="center"/>
-          </w:tcPr>
-          <w:p>
-            <w:pPr>
-              <w:pStyle w:val="Compact"/>
-              <w:jc w:val="center"/>
-            </w:pPr>
-            <w:r>
-              <w:rPr>
-                <w:sz w:val="20"/>
-              </w:rPr>
-              <w:t xml:space="preserve"> </w:t>
-            </w:r>
-          </w:p>
-        </w:tc>
-        <w:tc>
-          <w:tcPr>
-            <w:vAlign w:val="center"/>
-          </w:tcPr>
-          <w:p>
-            <w:pPr>
-              <w:pStyle w:val="Compact"/>
-              <w:jc w:val="center"/>
-            </w:pPr>
-            <w:r>
-              <w:rPr>
-                <w:sz w:val="20"/>
-              </w:rPr>
-              <w:t xml:space="preserve"> </w:t>
-            </w:r>
-          </w:p>
-        </w:tc>
-        <w:tc>
-          <w:tcPr>
-            <w:vAlign w:val="center"/>
-          </w:tcPr>
-          <w:p>
-            <w:pPr>
-              <w:pStyle w:val="Compact"/>
+              <w:keepNext/>
+              <w:jc w:val="center"/>
+            </w:pPr>
+            <w:r>
+              <w:rPr>
+                <w:sz w:val="20"/>
+              </w:rPr>
+              <w:t xml:space="preserve"> </w:t>
+            </w:r>
+          </w:p>
+        </w:tc>
+        <w:tc>
+          <w:tcPr>
+            <w:vAlign w:val="center"/>
+          </w:tcPr>
+          <w:p>
+            <w:pPr>
+              <w:pStyle w:val="Compact"/>
+              <w:keepNext/>
+              <w:jc w:val="center"/>
+            </w:pPr>
+            <w:r>
+              <w:rPr>
+                <w:sz w:val="20"/>
+              </w:rPr>
+              <w:t xml:space="preserve"> </w:t>
+            </w:r>
+          </w:p>
+        </w:tc>
+        <w:tc>
+          <w:tcPr>
+            <w:vAlign w:val="center"/>
+          </w:tcPr>
+          <w:p>
+            <w:pPr>
+              <w:pStyle w:val="Compact"/>
+              <w:keepNext/>
+              <w:jc w:val="center"/>
+            </w:pPr>
+            <w:r>
+              <w:rPr>
+                <w:sz w:val="20"/>
+              </w:rPr>
+              <w:t xml:space="preserve"> </w:t>
+            </w:r>
+          </w:p>
+        </w:tc>
+        <w:tc>
+          <w:tcPr>
+            <w:vAlign w:val="center"/>
+          </w:tcPr>
+          <w:p>
+            <w:pPr>
+              <w:pStyle w:val="Compact"/>
+              <w:keepNext/>
+              <w:jc w:val="center"/>
+            </w:pPr>
+            <w:r>
+              <w:rPr>
+                <w:sz w:val="20"/>
+              </w:rPr>
+              <w:t xml:space="preserve"> </w:t>
+            </w:r>
+          </w:p>
+        </w:tc>
+        <w:tc>
+          <w:tcPr>
+            <w:vAlign w:val="center"/>
+          </w:tcPr>
+          <w:p>
+            <w:pPr>
+              <w:pStyle w:val="Compact"/>
+              <w:keepNext/>
+              <w:jc w:val="center"/>
+            </w:pPr>
+            <w:r>
+              <w:rPr>
+                <w:sz w:val="20"/>
+              </w:rPr>
+              <w:t xml:space="preserve"> </w:t>
+            </w:r>
+          </w:p>
+        </w:tc>
+        <w:tc>
+          <w:tcPr>
+            <w:vAlign w:val="center"/>
+          </w:tcPr>
+          <w:p>
+            <w:pPr>
+              <w:pStyle w:val="Compact"/>
+              <w:keepNext/>
               <w:jc w:val="center"/>
             </w:pPr>
             <w:r>
@@ -1540,159 +1296,97 @@
           <w:p>
             <w:pPr>
               <w:pStyle w:val="Compact"/>
-              <w:jc w:val="center"/>
-            </w:pPr>
-            <w:r>
-              <w:rPr>
-                <w:sz w:val="20"/>
-              </w:rPr>
-              <w:t xml:space="preserve"> </w:t>
-            </w:r>
-          </w:p>
-        </w:tc>
-        <w:tc>
-          <w:tcPr>
-            <w:vAlign w:val="center"/>
-          </w:tcPr>
-          <w:p>
-            <w:pPr>
-              <w:pStyle w:val="Compact"/>
-              <w:jc w:val="center"/>
-            </w:pPr>
-            <w:r>
-              <w:rPr>
-                <w:sz w:val="20"/>
-              </w:rPr>
-              <w:t xml:space="preserve"> </w:t>
-            </w:r>
-          </w:p>
-        </w:tc>
-        <w:tc>
-          <w:tcPr>
-            <w:vAlign w:val="center"/>
-          </w:tcPr>
-          <w:p>
-            <w:pPr>
-              <w:pStyle w:val="Compact"/>
-              <w:jc w:val="center"/>
-            </w:pPr>
-            <w:r>
-              <w:rPr>
-                <w:sz w:val="20"/>
-              </w:rPr>
-              <w:t xml:space="preserve"> </w:t>
-            </w:r>
-          </w:p>
-        </w:tc>
-        <w:tc>
-          <w:tcPr>
-            <w:vAlign w:val="center"/>
-          </w:tcPr>
-          <w:p>
-            <w:pPr>
-              <w:pStyle w:val="Compact"/>
-              <w:jc w:val="center"/>
-            </w:pPr>
-            <w:r>
-              <w:rPr>
-                <w:sz w:val="20"/>
-              </w:rPr>
-              <w:t xml:space="preserve"> </w:t>
-            </w:r>
-          </w:p>
-        </w:tc>
-        <w:tc>
-          <w:tcPr>
-            <w:vAlign w:val="center"/>
-          </w:tcPr>
-          <w:p>
-            <w:pPr>
-              <w:pStyle w:val="Compact"/>
-              <w:jc w:val="center"/>
-            </w:pPr>
-            <w:r>
-              <w:rPr>
-                <w:sz w:val="20"/>
-              </w:rPr>
-              <w:t xml:space="preserve"> </w:t>
-            </w:r>
-          </w:p>
-        </w:tc>
-        <w:tc>
-          <w:tcPr>
-            <w:vAlign w:val="center"/>
-          </w:tcPr>
-          <w:p>
-            <w:pPr>
-              <w:pStyle w:val="Compact"/>
-              <w:jc w:val="center"/>
-            </w:pPr>
-            <w:r>
-              <w:rPr>
-                <w:sz w:val="20"/>
-              </w:rPr>
-              <w:t xml:space="preserve"> </w:t>
-            </w:r>
-          </w:p>
-        </w:tc>
-        <w:tc>
-          <w:tcPr>
-            <w:vAlign w:val="center"/>
-          </w:tcPr>
-          <w:p>
-            <w:pPr>
-              <w:pStyle w:val="Compact"/>
-              <w:jc w:val="center"/>
-            </w:pPr>
-            <w:r>
-              <w:rPr>
-                <w:sz w:val="20"/>
-              </w:rPr>
-              <w:t xml:space="preserve"> </w:t>
-            </w:r>
-          </w:p>
-        </w:tc>
-        <w:tc>
-          <w:tcPr>
-            <w:vAlign w:val="center"/>
-          </w:tcPr>
-          <w:p>
-            <w:pPr>
-              <w:pStyle w:val="Compact"/>
-              <w:jc w:val="center"/>
-            </w:pPr>
-            <w:r>
-              <w:rPr>
-                <w:sz w:val="20"/>
-              </w:rPr>
-              <w:t xml:space="preserve"> </w:t>
-            </w:r>
-          </w:p>
-        </w:tc>
-        <w:tc>
-          <w:tcPr>
-            <w:vAlign w:val="center"/>
-          </w:tcPr>
-          <w:p>
-            <w:pPr>
-              <w:pStyle w:val="Compact"/>
-              <w:jc w:val="center"/>
-            </w:pPr>
-            <w:r>
-              <w:rPr>
-                <w:sz w:val="20"/>
-              </w:rPr>
-              <w:t xml:space="preserve"> </w:t>
-            </w:r>
-          </w:p>
-        </w:tc>
-        <w:tc>
-          <w:tcPr>
-            <w:vAlign w:val="center"/>
-          </w:tcPr>
-          <w:p>
-            <w:pPr>
-              <w:pStyle w:val="Compact"/>
+              <w:keepNext/>
+              <w:jc w:val="center"/>
+            </w:pPr>
+            <w:r>
+              <w:rPr>
+                <w:sz w:val="20"/>
+              </w:rPr>
+              <w:t xml:space="preserve"> </w:t>
+            </w:r>
+          </w:p>
+        </w:tc>
+        <w:tc>
+          <w:tcPr>
+            <w:vAlign w:val="center"/>
+          </w:tcPr>
+          <w:p>
+            <w:pPr>
+              <w:pStyle w:val="Compact"/>
+              <w:keepNext/>
+              <w:jc w:val="center"/>
+            </w:pPr>
+            <w:r>
+              <w:rPr>
+                <w:sz w:val="20"/>
+              </w:rPr>
+              <w:t xml:space="preserve"> </w:t>
+            </w:r>
+          </w:p>
+        </w:tc>
+        <w:tc>
+          <w:tcPr>
+            <w:vAlign w:val="center"/>
+          </w:tcPr>
+          <w:p>
+            <w:pPr>
+              <w:pStyle w:val="Compact"/>
+              <w:keepNext/>
+              <w:jc w:val="center"/>
+            </w:pPr>
+            <w:r>
+              <w:rPr>
+                <w:sz w:val="20"/>
+              </w:rPr>
+              <w:t xml:space="preserve"> </w:t>
+            </w:r>
+          </w:p>
+        </w:tc>
+        <w:tc>
+          <w:tcPr>
+            <w:vAlign w:val="center"/>
+          </w:tcPr>
+          <w:p>
+            <w:pPr>
+              <w:pStyle w:val="Compact"/>
+              <w:keepNext/>
+              <w:jc w:val="center"/>
+            </w:pPr>
+            <w:r>
+              <w:rPr>
+                <w:sz w:val="20"/>
+              </w:rPr>
+              <w:t xml:space="preserve"> </w:t>
+            </w:r>
+          </w:p>
+        </w:tc>
+        <w:tc>
+          <w:tcPr>
+            <w:vAlign w:val="center"/>
+          </w:tcPr>
+          <w:p>
+            <w:pPr>
+              <w:pStyle w:val="Compact"/>
+              <w:keepNext/>
+              <w:jc w:val="center"/>
+            </w:pPr>
+            <w:r>
+              <w:rPr>
+                <w:sz w:val="20"/>
+              </w:rPr>
+              <w:t xml:space="preserve"> </w:t>
+            </w:r>
+          </w:p>
+        </w:tc>
+        <w:tc>
+          <w:tcPr>
+            <w:vAlign w:val="center"/>
+          </w:tcPr>
+          <w:p>
+            <w:pPr>
+              <w:pStyle w:val="Compact"/>
+              <w:keepNext/>
               <w:jc w:val="center"/>
             </w:pPr>
             <w:r>
@@ -1715,159 +1409,97 @@
           <w:p>
             <w:pPr>
               <w:pStyle w:val="Compact"/>
-              <w:jc w:val="center"/>
-            </w:pPr>
-            <w:r>
-              <w:rPr>
-                <w:sz w:val="20"/>
-              </w:rPr>
-              <w:t xml:space="preserve"> </w:t>
-            </w:r>
-          </w:p>
-        </w:tc>
-        <w:tc>
-          <w:tcPr>
-            <w:vAlign w:val="center"/>
-          </w:tcPr>
-          <w:p>
-            <w:pPr>
-              <w:pStyle w:val="Compact"/>
-              <w:jc w:val="center"/>
-            </w:pPr>
-            <w:r>
-              <w:rPr>
-                <w:sz w:val="20"/>
-              </w:rPr>
-              <w:t xml:space="preserve"> </w:t>
-            </w:r>
-          </w:p>
-        </w:tc>
-        <w:tc>
-          <w:tcPr>
-            <w:vAlign w:val="center"/>
-          </w:tcPr>
-          <w:p>
-            <w:pPr>
-              <w:pStyle w:val="Compact"/>
-              <w:jc w:val="center"/>
-            </w:pPr>
-            <w:r>
-              <w:rPr>
-                <w:sz w:val="20"/>
-              </w:rPr>
-              <w:t xml:space="preserve"> </w:t>
-            </w:r>
-          </w:p>
-        </w:tc>
-        <w:tc>
-          <w:tcPr>
-            <w:vAlign w:val="center"/>
-          </w:tcPr>
-          <w:p>
-            <w:pPr>
-              <w:pStyle w:val="Compact"/>
-              <w:jc w:val="center"/>
-            </w:pPr>
-            <w:r>
-              <w:rPr>
-                <w:sz w:val="20"/>
-              </w:rPr>
-              <w:t xml:space="preserve"> </w:t>
-            </w:r>
-          </w:p>
-        </w:tc>
-        <w:tc>
-          <w:tcPr>
-            <w:vAlign w:val="center"/>
-          </w:tcPr>
-          <w:p>
-            <w:pPr>
-              <w:pStyle w:val="Compact"/>
-              <w:jc w:val="center"/>
-            </w:pPr>
-            <w:r>
-              <w:rPr>
-                <w:sz w:val="20"/>
-              </w:rPr>
-              <w:t xml:space="preserve"> </w:t>
-            </w:r>
-          </w:p>
-        </w:tc>
-        <w:tc>
-          <w:tcPr>
-            <w:vAlign w:val="center"/>
-          </w:tcPr>
-          <w:p>
-            <w:pPr>
-              <w:pStyle w:val="Compact"/>
-              <w:jc w:val="center"/>
-            </w:pPr>
-            <w:r>
-              <w:rPr>
-                <w:sz w:val="20"/>
-              </w:rPr>
-              <w:t xml:space="preserve"> </w:t>
-            </w:r>
-          </w:p>
-        </w:tc>
-        <w:tc>
-          <w:tcPr>
-            <w:vAlign w:val="center"/>
-          </w:tcPr>
-          <w:p>
-            <w:pPr>
-              <w:pStyle w:val="Compact"/>
-              <w:jc w:val="center"/>
-            </w:pPr>
-            <w:r>
-              <w:rPr>
-                <w:sz w:val="20"/>
-              </w:rPr>
-              <w:t xml:space="preserve"> </w:t>
-            </w:r>
-          </w:p>
-        </w:tc>
-        <w:tc>
-          <w:tcPr>
-            <w:vAlign w:val="center"/>
-          </w:tcPr>
-          <w:p>
-            <w:pPr>
-              <w:pStyle w:val="Compact"/>
-              <w:jc w:val="center"/>
-            </w:pPr>
-            <w:r>
-              <w:rPr>
-                <w:sz w:val="20"/>
-              </w:rPr>
-              <w:t xml:space="preserve"> </w:t>
-            </w:r>
-          </w:p>
-        </w:tc>
-        <w:tc>
-          <w:tcPr>
-            <w:vAlign w:val="center"/>
-          </w:tcPr>
-          <w:p>
-            <w:pPr>
-              <w:pStyle w:val="Compact"/>
-              <w:jc w:val="center"/>
-            </w:pPr>
-            <w:r>
-              <w:rPr>
-                <w:sz w:val="20"/>
-              </w:rPr>
-              <w:t xml:space="preserve"> </w:t>
-            </w:r>
-          </w:p>
-        </w:tc>
-        <w:tc>
-          <w:tcPr>
-            <w:vAlign w:val="center"/>
-          </w:tcPr>
-          <w:p>
-            <w:pPr>
-              <w:pStyle w:val="Compact"/>
+              <w:keepNext/>
+              <w:jc w:val="center"/>
+            </w:pPr>
+            <w:r>
+              <w:rPr>
+                <w:sz w:val="20"/>
+              </w:rPr>
+              <w:t xml:space="preserve"> </w:t>
+            </w:r>
+          </w:p>
+        </w:tc>
+        <w:tc>
+          <w:tcPr>
+            <w:vAlign w:val="center"/>
+          </w:tcPr>
+          <w:p>
+            <w:pPr>
+              <w:pStyle w:val="Compact"/>
+              <w:keepNext/>
+              <w:jc w:val="center"/>
+            </w:pPr>
+            <w:r>
+              <w:rPr>
+                <w:sz w:val="20"/>
+              </w:rPr>
+              <w:t xml:space="preserve"> </w:t>
+            </w:r>
+          </w:p>
+        </w:tc>
+        <w:tc>
+          <w:tcPr>
+            <w:vAlign w:val="center"/>
+          </w:tcPr>
+          <w:p>
+            <w:pPr>
+              <w:pStyle w:val="Compact"/>
+              <w:keepNext/>
+              <w:jc w:val="center"/>
+            </w:pPr>
+            <w:r>
+              <w:rPr>
+                <w:sz w:val="20"/>
+              </w:rPr>
+              <w:t xml:space="preserve"> </w:t>
+            </w:r>
+          </w:p>
+        </w:tc>
+        <w:tc>
+          <w:tcPr>
+            <w:vAlign w:val="center"/>
+          </w:tcPr>
+          <w:p>
+            <w:pPr>
+              <w:pStyle w:val="Compact"/>
+              <w:keepNext/>
+              <w:jc w:val="center"/>
+            </w:pPr>
+            <w:r>
+              <w:rPr>
+                <w:sz w:val="20"/>
+              </w:rPr>
+              <w:t xml:space="preserve"> </w:t>
+            </w:r>
+          </w:p>
+        </w:tc>
+        <w:tc>
+          <w:tcPr>
+            <w:vAlign w:val="center"/>
+          </w:tcPr>
+          <w:p>
+            <w:pPr>
+              <w:pStyle w:val="Compact"/>
+              <w:keepNext/>
+              <w:jc w:val="center"/>
+            </w:pPr>
+            <w:r>
+              <w:rPr>
+                <w:sz w:val="20"/>
+              </w:rPr>
+              <w:t xml:space="preserve"> </w:t>
+            </w:r>
+          </w:p>
+        </w:tc>
+        <w:tc>
+          <w:tcPr>
+            <w:vAlign w:val="center"/>
+          </w:tcPr>
+          <w:p>
+            <w:pPr>
+              <w:pStyle w:val="Compact"/>
+              <w:keepNext/>
               <w:jc w:val="center"/>
             </w:pPr>
             <w:r>
@@ -1890,159 +1522,97 @@
           <w:p>
             <w:pPr>
               <w:pStyle w:val="Compact"/>
-              <w:jc w:val="center"/>
-            </w:pPr>
-            <w:r>
-              <w:rPr>
-                <w:sz w:val="20"/>
-              </w:rPr>
-              <w:t xml:space="preserve"> </w:t>
-            </w:r>
-          </w:p>
-        </w:tc>
-        <w:tc>
-          <w:tcPr>
-            <w:vAlign w:val="center"/>
-          </w:tcPr>
-          <w:p>
-            <w:pPr>
-              <w:pStyle w:val="Compact"/>
-              <w:jc w:val="center"/>
-            </w:pPr>
-            <w:r>
-              <w:rPr>
-                <w:sz w:val="20"/>
-              </w:rPr>
-              <w:t xml:space="preserve"> </w:t>
-            </w:r>
-          </w:p>
-        </w:tc>
-        <w:tc>
-          <w:tcPr>
-            <w:vAlign w:val="center"/>
-          </w:tcPr>
-          <w:p>
-            <w:pPr>
-              <w:pStyle w:val="Compact"/>
-              <w:jc w:val="center"/>
-            </w:pPr>
-            <w:r>
-              <w:rPr>
-                <w:sz w:val="20"/>
-              </w:rPr>
-              <w:t xml:space="preserve"> </w:t>
-            </w:r>
-          </w:p>
-        </w:tc>
-        <w:tc>
-          <w:tcPr>
-            <w:vAlign w:val="center"/>
-          </w:tcPr>
-          <w:p>
-            <w:pPr>
-              <w:pStyle w:val="Compact"/>
-              <w:jc w:val="center"/>
-            </w:pPr>
-            <w:r>
-              <w:rPr>
-                <w:sz w:val="20"/>
-              </w:rPr>
-              <w:t xml:space="preserve"> </w:t>
-            </w:r>
-          </w:p>
-        </w:tc>
-        <w:tc>
-          <w:tcPr>
-            <w:vAlign w:val="center"/>
-          </w:tcPr>
-          <w:p>
-            <w:pPr>
-              <w:pStyle w:val="Compact"/>
-              <w:jc w:val="center"/>
-            </w:pPr>
-            <w:r>
-              <w:rPr>
-                <w:sz w:val="20"/>
-              </w:rPr>
-              <w:t xml:space="preserve"> </w:t>
-            </w:r>
-          </w:p>
-        </w:tc>
-        <w:tc>
-          <w:tcPr>
-            <w:vAlign w:val="center"/>
-          </w:tcPr>
-          <w:p>
-            <w:pPr>
-              <w:pStyle w:val="Compact"/>
-              <w:jc w:val="center"/>
-            </w:pPr>
-            <w:r>
-              <w:rPr>
-                <w:sz w:val="20"/>
-              </w:rPr>
-              <w:t xml:space="preserve"> </w:t>
-            </w:r>
-          </w:p>
-        </w:tc>
-        <w:tc>
-          <w:tcPr>
-            <w:vAlign w:val="center"/>
-          </w:tcPr>
-          <w:p>
-            <w:pPr>
-              <w:pStyle w:val="Compact"/>
-              <w:jc w:val="center"/>
-            </w:pPr>
-            <w:r>
-              <w:rPr>
-                <w:sz w:val="20"/>
-              </w:rPr>
-              <w:t xml:space="preserve"> </w:t>
-            </w:r>
-          </w:p>
-        </w:tc>
-        <w:tc>
-          <w:tcPr>
-            <w:vAlign w:val="center"/>
-          </w:tcPr>
-          <w:p>
-            <w:pPr>
-              <w:pStyle w:val="Compact"/>
-              <w:jc w:val="center"/>
-            </w:pPr>
-            <w:r>
-              <w:rPr>
-                <w:sz w:val="20"/>
-              </w:rPr>
-              <w:t xml:space="preserve"> </w:t>
-            </w:r>
-          </w:p>
-        </w:tc>
-        <w:tc>
-          <w:tcPr>
-            <w:vAlign w:val="center"/>
-          </w:tcPr>
-          <w:p>
-            <w:pPr>
-              <w:pStyle w:val="Compact"/>
-              <w:jc w:val="center"/>
-            </w:pPr>
-            <w:r>
-              <w:rPr>
-                <w:sz w:val="20"/>
-              </w:rPr>
-              <w:t xml:space="preserve"> </w:t>
-            </w:r>
-          </w:p>
-        </w:tc>
-        <w:tc>
-          <w:tcPr>
-            <w:vAlign w:val="center"/>
-          </w:tcPr>
-          <w:p>
-            <w:pPr>
-              <w:pStyle w:val="Compact"/>
+              <w:keepNext/>
+              <w:jc w:val="center"/>
+            </w:pPr>
+            <w:r>
+              <w:rPr>
+                <w:sz w:val="20"/>
+              </w:rPr>
+              <w:t xml:space="preserve"> </w:t>
+            </w:r>
+          </w:p>
+        </w:tc>
+        <w:tc>
+          <w:tcPr>
+            <w:vAlign w:val="center"/>
+          </w:tcPr>
+          <w:p>
+            <w:pPr>
+              <w:pStyle w:val="Compact"/>
+              <w:keepNext/>
+              <w:jc w:val="center"/>
+            </w:pPr>
+            <w:r>
+              <w:rPr>
+                <w:sz w:val="20"/>
+              </w:rPr>
+              <w:t xml:space="preserve"> </w:t>
+            </w:r>
+          </w:p>
+        </w:tc>
+        <w:tc>
+          <w:tcPr>
+            <w:vAlign w:val="center"/>
+          </w:tcPr>
+          <w:p>
+            <w:pPr>
+              <w:pStyle w:val="Compact"/>
+              <w:keepNext/>
+              <w:jc w:val="center"/>
+            </w:pPr>
+            <w:r>
+              <w:rPr>
+                <w:sz w:val="20"/>
+              </w:rPr>
+              <w:t xml:space="preserve"> </w:t>
+            </w:r>
+          </w:p>
+        </w:tc>
+        <w:tc>
+          <w:tcPr>
+            <w:vAlign w:val="center"/>
+          </w:tcPr>
+          <w:p>
+            <w:pPr>
+              <w:pStyle w:val="Compact"/>
+              <w:keepNext/>
+              <w:jc w:val="center"/>
+            </w:pPr>
+            <w:r>
+              <w:rPr>
+                <w:sz w:val="20"/>
+              </w:rPr>
+              <w:t xml:space="preserve"> </w:t>
+            </w:r>
+          </w:p>
+        </w:tc>
+        <w:tc>
+          <w:tcPr>
+            <w:vAlign w:val="center"/>
+          </w:tcPr>
+          <w:p>
+            <w:pPr>
+              <w:pStyle w:val="Compact"/>
+              <w:keepNext/>
+              <w:jc w:val="center"/>
+            </w:pPr>
+            <w:r>
+              <w:rPr>
+                <w:sz w:val="20"/>
+              </w:rPr>
+              <w:t xml:space="preserve"> </w:t>
+            </w:r>
+          </w:p>
+        </w:tc>
+        <w:tc>
+          <w:tcPr>
+            <w:vAlign w:val="center"/>
+          </w:tcPr>
+          <w:p>
+            <w:pPr>
+              <w:pStyle w:val="Compact"/>
+              <w:keepNext/>
               <w:jc w:val="center"/>
             </w:pPr>
             <w:r>
@@ -2065,159 +1635,97 @@
           <w:p>
             <w:pPr>
               <w:pStyle w:val="Compact"/>
-              <w:jc w:val="center"/>
-            </w:pPr>
-            <w:r>
-              <w:rPr>
-                <w:sz w:val="20"/>
-              </w:rPr>
-              <w:t xml:space="preserve"> </w:t>
-            </w:r>
-          </w:p>
-        </w:tc>
-        <w:tc>
-          <w:tcPr>
-            <w:vAlign w:val="center"/>
-          </w:tcPr>
-          <w:p>
-            <w:pPr>
-              <w:pStyle w:val="Compact"/>
-              <w:jc w:val="center"/>
-            </w:pPr>
-            <w:r>
-              <w:rPr>
-                <w:sz w:val="20"/>
-              </w:rPr>
-              <w:t xml:space="preserve"> </w:t>
-            </w:r>
-          </w:p>
-        </w:tc>
-        <w:tc>
-          <w:tcPr>
-            <w:vAlign w:val="center"/>
-          </w:tcPr>
-          <w:p>
-            <w:pPr>
-              <w:pStyle w:val="Compact"/>
-              <w:jc w:val="center"/>
-            </w:pPr>
-            <w:r>
-              <w:rPr>
-                <w:sz w:val="20"/>
-              </w:rPr>
-              <w:t xml:space="preserve"> </w:t>
-            </w:r>
-          </w:p>
-        </w:tc>
-        <w:tc>
-          <w:tcPr>
-            <w:vAlign w:val="center"/>
-          </w:tcPr>
-          <w:p>
-            <w:pPr>
-              <w:pStyle w:val="Compact"/>
-              <w:jc w:val="center"/>
-            </w:pPr>
-            <w:r>
-              <w:rPr>
-                <w:sz w:val="20"/>
-              </w:rPr>
-              <w:t xml:space="preserve"> </w:t>
-            </w:r>
-          </w:p>
-        </w:tc>
-        <w:tc>
-          <w:tcPr>
-            <w:vAlign w:val="center"/>
-          </w:tcPr>
-          <w:p>
-            <w:pPr>
-              <w:pStyle w:val="Compact"/>
-              <w:jc w:val="center"/>
-            </w:pPr>
-            <w:r>
-              <w:rPr>
-                <w:sz w:val="20"/>
-              </w:rPr>
-              <w:t xml:space="preserve"> </w:t>
-            </w:r>
-          </w:p>
-        </w:tc>
-        <w:tc>
-          <w:tcPr>
-            <w:vAlign w:val="center"/>
-          </w:tcPr>
-          <w:p>
-            <w:pPr>
-              <w:pStyle w:val="Compact"/>
-              <w:jc w:val="center"/>
-            </w:pPr>
-            <w:r>
-              <w:rPr>
-                <w:sz w:val="20"/>
-              </w:rPr>
-              <w:t xml:space="preserve"> </w:t>
-            </w:r>
-          </w:p>
-        </w:tc>
-        <w:tc>
-          <w:tcPr>
-            <w:vAlign w:val="center"/>
-          </w:tcPr>
-          <w:p>
-            <w:pPr>
-              <w:pStyle w:val="Compact"/>
-              <w:jc w:val="center"/>
-            </w:pPr>
-            <w:r>
-              <w:rPr>
-                <w:sz w:val="20"/>
-              </w:rPr>
-              <w:t xml:space="preserve"> </w:t>
-            </w:r>
-          </w:p>
-        </w:tc>
-        <w:tc>
-          <w:tcPr>
-            <w:vAlign w:val="center"/>
-          </w:tcPr>
-          <w:p>
-            <w:pPr>
-              <w:pStyle w:val="Compact"/>
-              <w:jc w:val="center"/>
-            </w:pPr>
-            <w:r>
-              <w:rPr>
-                <w:sz w:val="20"/>
-              </w:rPr>
-              <w:t xml:space="preserve"> </w:t>
-            </w:r>
-          </w:p>
-        </w:tc>
-        <w:tc>
-          <w:tcPr>
-            <w:vAlign w:val="center"/>
-          </w:tcPr>
-          <w:p>
-            <w:pPr>
-              <w:pStyle w:val="Compact"/>
-              <w:jc w:val="center"/>
-            </w:pPr>
-            <w:r>
-              <w:rPr>
-                <w:sz w:val="20"/>
-              </w:rPr>
-              <w:t xml:space="preserve"> </w:t>
-            </w:r>
-          </w:p>
-        </w:tc>
-        <w:tc>
-          <w:tcPr>
-            <w:vAlign w:val="center"/>
-          </w:tcPr>
-          <w:p>
-            <w:pPr>
-              <w:pStyle w:val="Compact"/>
+              <w:keepNext/>
+              <w:jc w:val="center"/>
+            </w:pPr>
+            <w:r>
+              <w:rPr>
+                <w:sz w:val="20"/>
+              </w:rPr>
+              <w:t xml:space="preserve"> </w:t>
+            </w:r>
+          </w:p>
+        </w:tc>
+        <w:tc>
+          <w:tcPr>
+            <w:vAlign w:val="center"/>
+          </w:tcPr>
+          <w:p>
+            <w:pPr>
+              <w:pStyle w:val="Compact"/>
+              <w:keepNext/>
+              <w:jc w:val="center"/>
+            </w:pPr>
+            <w:r>
+              <w:rPr>
+                <w:sz w:val="20"/>
+              </w:rPr>
+              <w:t xml:space="preserve"> </w:t>
+            </w:r>
+          </w:p>
+        </w:tc>
+        <w:tc>
+          <w:tcPr>
+            <w:vAlign w:val="center"/>
+          </w:tcPr>
+          <w:p>
+            <w:pPr>
+              <w:pStyle w:val="Compact"/>
+              <w:keepNext/>
+              <w:jc w:val="center"/>
+            </w:pPr>
+            <w:r>
+              <w:rPr>
+                <w:sz w:val="20"/>
+              </w:rPr>
+              <w:t xml:space="preserve"> </w:t>
+            </w:r>
+          </w:p>
+        </w:tc>
+        <w:tc>
+          <w:tcPr>
+            <w:vAlign w:val="center"/>
+          </w:tcPr>
+          <w:p>
+            <w:pPr>
+              <w:pStyle w:val="Compact"/>
+              <w:keepNext/>
+              <w:jc w:val="center"/>
+            </w:pPr>
+            <w:r>
+              <w:rPr>
+                <w:sz w:val="20"/>
+              </w:rPr>
+              <w:t xml:space="preserve"> </w:t>
+            </w:r>
+          </w:p>
+        </w:tc>
+        <w:tc>
+          <w:tcPr>
+            <w:vAlign w:val="center"/>
+          </w:tcPr>
+          <w:p>
+            <w:pPr>
+              <w:pStyle w:val="Compact"/>
+              <w:keepNext/>
+              <w:jc w:val="center"/>
+            </w:pPr>
+            <w:r>
+              <w:rPr>
+                <w:sz w:val="20"/>
+              </w:rPr>
+              <w:t xml:space="preserve"> </w:t>
+            </w:r>
+          </w:p>
+        </w:tc>
+        <w:tc>
+          <w:tcPr>
+            <w:vAlign w:val="center"/>
+          </w:tcPr>
+          <w:p>
+            <w:pPr>
+              <w:pStyle w:val="Compact"/>
+              <w:keepNext/>
               <w:jc w:val="center"/>
             </w:pPr>
             <w:r>
@@ -2240,159 +1748,97 @@
           <w:p>
             <w:pPr>
               <w:pStyle w:val="Compact"/>
-              <w:jc w:val="center"/>
-            </w:pPr>
-            <w:r>
-              <w:rPr>
-                <w:sz w:val="20"/>
-              </w:rPr>
-              <w:t xml:space="preserve"> </w:t>
-            </w:r>
-          </w:p>
-        </w:tc>
-        <w:tc>
-          <w:tcPr>
-            <w:vAlign w:val="center"/>
-          </w:tcPr>
-          <w:p>
-            <w:pPr>
-              <w:pStyle w:val="Compact"/>
-              <w:jc w:val="center"/>
-            </w:pPr>
-            <w:r>
-              <w:rPr>
-                <w:sz w:val="20"/>
-              </w:rPr>
-              <w:t xml:space="preserve"> </w:t>
-            </w:r>
-          </w:p>
-        </w:tc>
-        <w:tc>
-          <w:tcPr>
-            <w:vAlign w:val="center"/>
-          </w:tcPr>
-          <w:p>
-            <w:pPr>
-              <w:pStyle w:val="Compact"/>
-              <w:jc w:val="center"/>
-            </w:pPr>
-            <w:r>
-              <w:rPr>
-                <w:sz w:val="20"/>
-              </w:rPr>
-              <w:t xml:space="preserve"> </w:t>
-            </w:r>
-          </w:p>
-        </w:tc>
-        <w:tc>
-          <w:tcPr>
-            <w:vAlign w:val="center"/>
-          </w:tcPr>
-          <w:p>
-            <w:pPr>
-              <w:pStyle w:val="Compact"/>
-              <w:jc w:val="center"/>
-            </w:pPr>
-            <w:r>
-              <w:rPr>
-                <w:sz w:val="20"/>
-              </w:rPr>
-              <w:t xml:space="preserve"> </w:t>
-            </w:r>
-          </w:p>
-        </w:tc>
-        <w:tc>
-          <w:tcPr>
-            <w:vAlign w:val="center"/>
-          </w:tcPr>
-          <w:p>
-            <w:pPr>
-              <w:pStyle w:val="Compact"/>
-              <w:jc w:val="center"/>
-            </w:pPr>
-            <w:r>
-              <w:rPr>
-                <w:sz w:val="20"/>
-              </w:rPr>
-              <w:t xml:space="preserve"> </w:t>
-            </w:r>
-          </w:p>
-        </w:tc>
-        <w:tc>
-          <w:tcPr>
-            <w:vAlign w:val="center"/>
-          </w:tcPr>
-          <w:p>
-            <w:pPr>
-              <w:pStyle w:val="Compact"/>
-              <w:jc w:val="center"/>
-            </w:pPr>
-            <w:r>
-              <w:rPr>
-                <w:sz w:val="20"/>
-              </w:rPr>
-              <w:t xml:space="preserve"> </w:t>
-            </w:r>
-          </w:p>
-        </w:tc>
-        <w:tc>
-          <w:tcPr>
-            <w:vAlign w:val="center"/>
-          </w:tcPr>
-          <w:p>
-            <w:pPr>
-              <w:pStyle w:val="Compact"/>
-              <w:jc w:val="center"/>
-            </w:pPr>
-            <w:r>
-              <w:rPr>
-                <w:sz w:val="20"/>
-              </w:rPr>
-              <w:t xml:space="preserve"> </w:t>
-            </w:r>
-          </w:p>
-        </w:tc>
-        <w:tc>
-          <w:tcPr>
-            <w:vAlign w:val="center"/>
-          </w:tcPr>
-          <w:p>
-            <w:pPr>
-              <w:pStyle w:val="Compact"/>
-              <w:jc w:val="center"/>
-            </w:pPr>
-            <w:r>
-              <w:rPr>
-                <w:sz w:val="20"/>
-              </w:rPr>
-              <w:t xml:space="preserve"> </w:t>
-            </w:r>
-          </w:p>
-        </w:tc>
-        <w:tc>
-          <w:tcPr>
-            <w:vAlign w:val="center"/>
-          </w:tcPr>
-          <w:p>
-            <w:pPr>
-              <w:pStyle w:val="Compact"/>
-              <w:jc w:val="center"/>
-            </w:pPr>
-            <w:r>
-              <w:rPr>
-                <w:sz w:val="20"/>
-              </w:rPr>
-              <w:t xml:space="preserve"> </w:t>
-            </w:r>
-          </w:p>
-        </w:tc>
-        <w:tc>
-          <w:tcPr>
-            <w:vAlign w:val="center"/>
-          </w:tcPr>
-          <w:p>
-            <w:pPr>
-              <w:pStyle w:val="Compact"/>
+              <w:keepNext/>
+              <w:jc w:val="center"/>
+            </w:pPr>
+            <w:r>
+              <w:rPr>
+                <w:sz w:val="20"/>
+              </w:rPr>
+              <w:t xml:space="preserve"> </w:t>
+            </w:r>
+          </w:p>
+        </w:tc>
+        <w:tc>
+          <w:tcPr>
+            <w:vAlign w:val="center"/>
+          </w:tcPr>
+          <w:p>
+            <w:pPr>
+              <w:pStyle w:val="Compact"/>
+              <w:keepNext/>
+              <w:jc w:val="center"/>
+            </w:pPr>
+            <w:r>
+              <w:rPr>
+                <w:sz w:val="20"/>
+              </w:rPr>
+              <w:t xml:space="preserve"> </w:t>
+            </w:r>
+          </w:p>
+        </w:tc>
+        <w:tc>
+          <w:tcPr>
+            <w:vAlign w:val="center"/>
+          </w:tcPr>
+          <w:p>
+            <w:pPr>
+              <w:pStyle w:val="Compact"/>
+              <w:keepNext/>
+              <w:jc w:val="center"/>
+            </w:pPr>
+            <w:r>
+              <w:rPr>
+                <w:sz w:val="20"/>
+              </w:rPr>
+              <w:t xml:space="preserve"> </w:t>
+            </w:r>
+          </w:p>
+        </w:tc>
+        <w:tc>
+          <w:tcPr>
+            <w:vAlign w:val="center"/>
+          </w:tcPr>
+          <w:p>
+            <w:pPr>
+              <w:pStyle w:val="Compact"/>
+              <w:keepNext/>
+              <w:jc w:val="center"/>
+            </w:pPr>
+            <w:r>
+              <w:rPr>
+                <w:sz w:val="20"/>
+              </w:rPr>
+              <w:t xml:space="preserve"> </w:t>
+            </w:r>
+          </w:p>
+        </w:tc>
+        <w:tc>
+          <w:tcPr>
+            <w:vAlign w:val="center"/>
+          </w:tcPr>
+          <w:p>
+            <w:pPr>
+              <w:pStyle w:val="Compact"/>
+              <w:keepNext/>
+              <w:jc w:val="center"/>
+            </w:pPr>
+            <w:r>
+              <w:rPr>
+                <w:sz w:val="20"/>
+              </w:rPr>
+              <w:t xml:space="preserve"> </w:t>
+            </w:r>
+          </w:p>
+        </w:tc>
+        <w:tc>
+          <w:tcPr>
+            <w:vAlign w:val="center"/>
+          </w:tcPr>
+          <w:p>
+            <w:pPr>
+              <w:pStyle w:val="Compact"/>
+              <w:keepNext/>
               <w:jc w:val="center"/>
             </w:pPr>
             <w:r>
@@ -2405,9 +1851,8 @@
         </w:tc>
       </w:tr>
     </w:tbl>
-    <w:bookmarkEnd w:id="28"/>
-    <w:bookmarkEnd w:id="29"/>
-    <w:bookmarkStart w:id="30" w:name="cuestiones"/>
+    <w:bookmarkEnd w:id="27"/>
+    <w:bookmarkStart w:id="28" w:name="cuestiones"/>
     <w:p>
       <w:pPr>
         <w:pStyle w:val="Heading2"/>
@@ -2441,18 +1886,24 @@
         <w:t xml:space="preserve"> </w:t>
       </w:r>
       <w:r>
-        <w:t xml:space="preserve">Inserte la gráfica de</w:t>
+        <w:t xml:space="preserve">Represente</w:t>
       </w:r>
       <w:r>
         <w:t xml:space="preserve"> </w:t>
       </w:r>
       <m:oMath>
-        <m:r>
-          <m:t>Δ</m:t>
-        </m:r>
-        <m:r>
-          <m:t>y</m:t>
-        </m:r>
+        <m:sSup>
+          <m:e>
+            <m:r>
+              <m:t>T</m:t>
+            </m:r>
+          </m:e>
+          <m:sup>
+            <m:r>
+              <m:t>2</m:t>
+            </m:r>
+          </m:sup>
+        </m:sSup>
       </m:oMath>
       <w:r>
         <w:t xml:space="preserve"> </w:t>
@@ -2472,7 +1923,51 @@
         <w:t xml:space="preserve"> </w:t>
       </w:r>
       <w:r>
-        <w:t xml:space="preserve">con la recta de ajuste, y obtenga la pendiente con su error y el coeficiente de correlación.</w:t>
+        <w:t xml:space="preserve">con sus barras de error y la recta de ajuste por mínimos cuadrados,</w:t>
+      </w:r>
+      <w:r>
+        <w:t xml:space="preserve"> </w:t>
+      </w:r>
+      <m:oMath>
+        <m:sSup>
+          <m:e>
+            <m:r>
+              <m:t>T</m:t>
+            </m:r>
+          </m:e>
+          <m:sup>
+            <m:r>
+              <m:t>2</m:t>
+            </m:r>
+          </m:sup>
+        </m:sSup>
+        <m:r>
+          <m:rPr>
+            <m:sty m:val="p"/>
+          </m:rPr>
+          <m:t>=</m:t>
+        </m:r>
+        <m:r>
+          <m:t>B</m:t>
+        </m:r>
+        <m:r>
+          <m:t> </m:t>
+        </m:r>
+        <m:r>
+          <m:t>m</m:t>
+        </m:r>
+        <m:r>
+          <m:rPr>
+            <m:sty m:val="p"/>
+          </m:rPr>
+          <m:t>+</m:t>
+        </m:r>
+        <m:r>
+          <m:t>A</m:t>
+        </m:r>
+      </m:oMath>
+      <w:r>
+        <w:t xml:space="preserve">.</w:t>
       </w:r>
     </w:p>
     <w:tbl>
@@ -2517,35 +2012,6 @@
       </w:tr>
     </w:tbl>
     <w:p/>
-    <w:tbl>
-      <w:tblPr>
-        <w:tblW w:type="pct" w:w="5000"/>
-        <w:tblBorders>
-          <w:top w:val="single" w:sz="6" w:color="000000"/>
-          <w:left w:val="single" w:sz="6" w:color="000000"/>
-          <w:bottom w:val="single" w:sz="6" w:color="000000"/>
-          <w:right w:val="single" w:sz="6" w:color="000000"/>
-          <w:insideH w:val="single" w:sz="6" w:color="000000"/>
-          <w:insideV w:val="single" w:sz="6" w:color="000000"/>
-        </w:tblBorders>
-        <w:tblLook w:firstColumn="1" w:firstRow="1" w:lastColumn="0" w:lastRow="0" w:noHBand="0" w:noVBand="1" w:val="04A0"/>
-      </w:tblPr>
-      <w:tblGrid>
-        <w:gridCol w:w="9524"/>
-      </w:tblGrid>
-      <w:tr>
-        <w:trPr>
-          <w:trHeight w:val="1134" w:hRule="atLeast"/>
-        </w:trPr>
-        <w:tc>
-          <w:tcPr>
-            <w:tcW w:type="dxa" w:w="9524"/>
-          </w:tcPr>
-          <w:p/>
-        </w:tc>
-      </w:tr>
-    </w:tbl>
-    <w:p/>
     <w:p>
       <w:pPr>
         <w:pStyle w:val="BodyText"/>
@@ -2563,7 +2029,7 @@
         <w:t xml:space="preserve"> </w:t>
       </w:r>
       <w:r>
-        <w:t xml:space="preserve">Calcule</w:t>
+        <w:t xml:space="preserve">A partir del ajuste, obtenga la constante del muelle</w:t>
       </w:r>
       <w:r>
         <w:t xml:space="preserve"> </w:t>
@@ -2577,202 +2043,7 @@
         <w:t xml:space="preserve"> </w:t>
       </w:r>
       <w:r>
-        <w:t xml:space="preserve">(método estático) con su error.</w:t>
-      </w:r>
-    </w:p>
-    <w:p>
-      <w:pPr>
-        <w:pStyle w:val="BodyText"/>
-        <w:spacing w:after="120" w:line="276" w:lineRule="auto"/>
-        <w:jc w:val="both"/>
-      </w:pPr>
-      <m:oMath>
-        <m:sSub>
-          <m:e>
-            <m:r>
-              <m:t>k</m:t>
-            </m:r>
-          </m:e>
-          <m:sub>
-            <m:r>
-              <m:t>e</m:t>
-            </m:r>
-            <m:r>
-              <m:t>s</m:t>
-            </m:r>
-            <m:r>
-              <m:t>t</m:t>
-            </m:r>
-          </m:sub>
-        </m:sSub>
-      </m:oMath>
-      <w:r>
-        <w:t xml:space="preserve"> </w:t>
-      </w:r>
-      <w:r>
-        <w:t xml:space="preserve">= ( __________ ± __________ ) N/m</w:t>
-      </w:r>
-    </w:p>
-    <w:p>
-      <w:pPr>
-        <w:pStyle w:val="BodyText"/>
-        <w:spacing w:before="280" w:after="120" w:line="276" w:lineRule="auto"/>
-        <w:jc w:val="both"/>
-      </w:pPr>
-      <w:r>
-        <w:rPr>
-          <w:bCs/>
-          <w:b/>
-        </w:rPr>
-        <w:t xml:space="preserve">3.</w:t>
-      </w:r>
-      <w:r>
-        <w:t xml:space="preserve"> </w:t>
-      </w:r>
-      <w:r>
-        <w:t xml:space="preserve">Inserte la gráfica de</w:t>
-      </w:r>
-      <w:r>
-        <w:t xml:space="preserve"> </w:t>
-      </w:r>
-      <m:oMath>
-        <m:sSup>
-          <m:e>
-            <m:r>
-              <m:t>T</m:t>
-            </m:r>
-          </m:e>
-          <m:sup>
-            <m:r>
-              <m:t>2</m:t>
-            </m:r>
-          </m:sup>
-        </m:sSup>
-      </m:oMath>
-      <w:r>
-        <w:t xml:space="preserve"> </w:t>
-      </w:r>
-      <w:r>
-        <w:t xml:space="preserve">frente a</w:t>
-      </w:r>
-      <w:r>
-        <w:t xml:space="preserve"> </w:t>
-      </w:r>
-      <m:oMath>
-        <m:r>
-          <m:t>m</m:t>
-        </m:r>
-      </m:oMath>
-      <w:r>
-        <w:t xml:space="preserve"> </w:t>
-      </w:r>
-      <w:r>
-        <w:t xml:space="preserve">con la recta de ajuste, y obtenga pendiente, ordenada en el origen, sus errores y el coeficiente de correlación.</w:t>
-      </w:r>
-    </w:p>
-    <w:tbl>
-      <w:tblPr>
-        <w:tblW w:type="pct" w:w="5000"/>
-        <w:tblBorders>
-          <w:top w:val="single" w:sz="6" w:color="000000"/>
-          <w:left w:val="single" w:sz="6" w:color="000000"/>
-          <w:bottom w:val="single" w:sz="6" w:color="000000"/>
-          <w:right w:val="single" w:sz="6" w:color="000000"/>
-          <w:insideH w:val="single" w:sz="6" w:color="000000"/>
-          <w:insideV w:val="single" w:sz="6" w:color="000000"/>
-        </w:tblBorders>
-        <w:tblLook w:firstColumn="1" w:firstRow="1" w:lastColumn="0" w:lastRow="0" w:noHBand="0" w:noVBand="1" w:val="04A0"/>
-      </w:tblPr>
-      <w:tblGrid>
-        <w:gridCol w:w="9524"/>
-      </w:tblGrid>
-      <w:tr>
-        <w:trPr>
-          <w:trHeight w:val="5103" w:hRule="atLeast"/>
-        </w:trPr>
-        <w:tc>
-          <w:tcPr>
-            <w:tcW w:type="dxa" w:w="9524"/>
-            <w:vAlign w:val="center"/>
-          </w:tcPr>
-          <w:p>
-            <w:pPr>
-              <w:jc w:val="center"/>
-            </w:pPr>
-            <w:r>
-              <w:rPr>
-                <w:i/>
-                <w:color w:val="999999"/>
-                <w:sz w:val="20"/>
-              </w:rPr>
-              <w:t>Pegue aquí la gráfica</w:t>
-            </w:r>
-          </w:p>
-        </w:tc>
-      </w:tr>
-    </w:tbl>
-    <w:p/>
-    <w:tbl>
-      <w:tblPr>
-        <w:tblW w:type="pct" w:w="5000"/>
-        <w:tblBorders>
-          <w:top w:val="single" w:sz="6" w:color="000000"/>
-          <w:left w:val="single" w:sz="6" w:color="000000"/>
-          <w:bottom w:val="single" w:sz="6" w:color="000000"/>
-          <w:right w:val="single" w:sz="6" w:color="000000"/>
-          <w:insideH w:val="single" w:sz="6" w:color="000000"/>
-          <w:insideV w:val="single" w:sz="6" w:color="000000"/>
-        </w:tblBorders>
-        <w:tblLook w:firstColumn="1" w:firstRow="1" w:lastColumn="0" w:lastRow="0" w:noHBand="0" w:noVBand="1" w:val="04A0"/>
-      </w:tblPr>
-      <w:tblGrid>
-        <w:gridCol w:w="9524"/>
-      </w:tblGrid>
-      <w:tr>
-        <w:trPr>
-          <w:trHeight w:val="1134" w:hRule="atLeast"/>
-        </w:trPr>
-        <w:tc>
-          <w:tcPr>
-            <w:tcW w:type="dxa" w:w="9524"/>
-          </w:tcPr>
-          <w:p/>
-        </w:tc>
-      </w:tr>
-    </w:tbl>
-    <w:p/>
-    <w:p>
-      <w:pPr>
-        <w:pStyle w:val="BodyText"/>
-        <w:spacing w:before="280" w:after="120" w:line="276" w:lineRule="auto"/>
-        <w:jc w:val="both"/>
-      </w:pPr>
-      <w:r>
-        <w:rPr>
-          <w:bCs/>
-          <w:b/>
-        </w:rPr>
-        <w:t xml:space="preserve">4.</w:t>
-      </w:r>
-      <w:r>
-        <w:t xml:space="preserve"> </w:t>
-      </w:r>
-      <w:r>
-        <w:t xml:space="preserve">Calcule</w:t>
-      </w:r>
-      <w:r>
-        <w:t xml:space="preserve"> </w:t>
-      </w:r>
-      <m:oMath>
-        <m:r>
-          <m:t>k</m:t>
-        </m:r>
-      </m:oMath>
-      <w:r>
-        <w:t xml:space="preserve"> </w:t>
-      </w:r>
-      <w:r>
-        <w:t xml:space="preserve">(método dinámico) y la masa adicional</w:t>
+        <w:t xml:space="preserve">y la masa adicional</w:t>
       </w:r>
       <w:r>
         <w:t xml:space="preserve"> </w:t>
@@ -2795,231 +2066,24 @@
         <w:t xml:space="preserve"> </w:t>
       </w:r>
       <w:r>
-        <w:t xml:space="preserve">con sus errores. Compare</w:t>
-      </w:r>
-      <w:r>
-        <w:t xml:space="preserve"> </w:t>
-      </w:r>
-      <m:oMath>
-        <m:sSub>
-          <m:e>
-            <m:r>
-              <m:t>k</m:t>
-            </m:r>
-          </m:e>
-          <m:sub>
-            <m:r>
-              <m:t>d</m:t>
-            </m:r>
-            <m:r>
-              <m:t>i</m:t>
-            </m:r>
-            <m:r>
-              <m:t>n</m:t>
-            </m:r>
-          </m:sub>
-        </m:sSub>
-      </m:oMath>
-      <w:r>
-        <w:t xml:space="preserve"> </w:t>
-      </w:r>
-      <w:r>
-        <w:t xml:space="preserve">con</w:t>
-      </w:r>
-      <w:r>
-        <w:t xml:space="preserve"> </w:t>
-      </w:r>
-      <m:oMath>
-        <m:sSub>
-          <m:e>
-            <m:r>
-              <m:t>k</m:t>
-            </m:r>
-          </m:e>
-          <m:sub>
-            <m:r>
-              <m:t>e</m:t>
-            </m:r>
-            <m:r>
-              <m:t>s</m:t>
-            </m:r>
-            <m:r>
-              <m:t>t</m:t>
-            </m:r>
-          </m:sub>
-        </m:sSub>
-      </m:oMath>
-      <w:r>
-        <w:t xml:space="preserve">. ¿Qué pasaría con</w:t>
-      </w:r>
-      <w:r>
-        <w:t xml:space="preserve"> </w:t>
-      </w:r>
-      <m:oMath>
-        <m:sSub>
-          <m:e>
-            <m:r>
-              <m:t>k</m:t>
-            </m:r>
-          </m:e>
-          <m:sub>
-            <m:r>
-              <m:t>d</m:t>
-            </m:r>
-            <m:r>
-              <m:t>i</m:t>
-            </m:r>
-            <m:r>
-              <m:t>n</m:t>
-            </m:r>
-          </m:sub>
-        </m:sSub>
-      </m:oMath>
-      <w:r>
-        <w:t xml:space="preserve"> </w:t>
-      </w:r>
-      <w:r>
-        <w:t xml:space="preserve">si se ignorase</w:t>
-      </w:r>
-      <w:r>
-        <w:t xml:space="preserve"> </w:t>
-      </w:r>
-      <m:oMath>
-        <m:sSub>
-          <m:e>
-            <m:r>
-              <m:t>m</m:t>
-            </m:r>
-          </m:e>
-          <m:sub>
-            <m:r>
-              <m:t>0</m:t>
-            </m:r>
-          </m:sub>
-        </m:sSub>
-      </m:oMath>
-      <w:r>
-        <w:t xml:space="preserve"> </w:t>
-      </w:r>
-      <w:r>
-        <w:t xml:space="preserve">y se usara</w:t>
-      </w:r>
-      <w:r>
-        <w:t xml:space="preserve"> </w:t>
-      </w:r>
-      <m:oMath>
-        <m:sSup>
-          <m:e>
-            <m:r>
-              <m:t>T</m:t>
-            </m:r>
-          </m:e>
-          <m:sup>
-            <m:r>
-              <m:t>2</m:t>
-            </m:r>
-          </m:sup>
-        </m:sSup>
-        <m:r>
-          <m:rPr>
-            <m:sty m:val="p"/>
-          </m:rPr>
-          <m:t>=</m:t>
-        </m:r>
-        <m:r>
-          <m:t>4</m:t>
-        </m:r>
-        <m:sSup>
-          <m:e>
-            <m:r>
-              <m:t>π</m:t>
-            </m:r>
-          </m:e>
-          <m:sup>
-            <m:r>
-              <m:t>2</m:t>
-            </m:r>
-          </m:sup>
-        </m:sSup>
-        <m:r>
-          <m:t>m</m:t>
-        </m:r>
-        <m:r>
-          <m:rPr>
-            <m:sty m:val="p"/>
-          </m:rPr>
-          <m:t>/</m:t>
-        </m:r>
-        <m:r>
-          <m:t>k</m:t>
-        </m:r>
-      </m:oMath>
-      <w:r>
-        <w:t xml:space="preserve">?</w:t>
+        <w:t xml:space="preserve">con sus errores.</w:t>
       </w:r>
     </w:p>
     <w:p>
       <w:pPr>
-        <w:pStyle w:val="BodyText"/>
-        <w:spacing w:after="120" w:line="276" w:lineRule="auto"/>
-        <w:jc w:val="both"/>
+        <w:pStyle w:val="TableCaption"/>
+        <w:keepNext/>
+        <w:spacing w:after="80" w:before="200"/>
+        <w:jc w:val="center"/>
       </w:pPr>
-      <m:oMath>
-        <m:sSub>
-          <m:e>
-            <m:r>
-              <m:t>k</m:t>
-            </m:r>
-          </m:e>
-          <m:sub>
-            <m:r>
-              <m:t>d</m:t>
-            </m:r>
-            <m:r>
-              <m:t>i</m:t>
-            </m:r>
-            <m:r>
-              <m:t>n</m:t>
-            </m:r>
-          </m:sub>
-        </m:sSub>
-      </m:oMath>
-      <w:r>
-        <w:t xml:space="preserve"> </w:t>
-      </w:r>
-      <w:r>
-        <w:t xml:space="preserve">= ( __________ ± __________ ) N/m</w:t>
-      </w:r>
-      <w:r>
-        <w:t xml:space="preserve"> </w:t>
-      </w:r>
-      <m:oMath>
-        <m:r>
-          <m:t>  </m:t>
-        </m:r>
-        <m:sSub>
-          <m:e>
-            <m:r>
-              <m:t>m</m:t>
-            </m:r>
-          </m:e>
-          <m:sub>
-            <m:r>
-              <m:t>0</m:t>
-            </m:r>
-          </m:sub>
-        </m:sSub>
-      </m:oMath>
-      <w:r>
-        <w:t xml:space="preserve"> </w:t>
-      </w:r>
-      <w:r>
-        <w:t xml:space="preserve">= ( __________ ± __________ ) kg</w:t>
+      <w:r>
+        <w:t xml:space="preserve">Tabla 2. Ajuste lineal, constante del muelle y masa adicional.</w:t>
       </w:r>
     </w:p>
     <w:tbl>
       <w:tblPr>
         <w:tblW w:type="pct" w:w="5000"/>
+        <w:jc w:val="center"/>
         <w:tblBorders>
           <w:top w:val="single" w:sz="6" w:color="000000"/>
           <w:left w:val="single" w:sz="6" w:color="000000"/>
@@ -3028,25 +2092,391 @@
           <w:insideH w:val="single" w:sz="6" w:color="000000"/>
           <w:insideV w:val="single" w:sz="6" w:color="000000"/>
         </w:tblBorders>
-        <w:tblLook w:firstColumn="1" w:firstRow="1" w:lastColumn="0" w:lastRow="0" w:noHBand="0" w:noVBand="1" w:val="04A0"/>
+        <w:tblLook w:firstRow="1" w:lastRow="0" w:firstColumn="0" w:lastColumn="0" w:noHBand="0" w:noVBand="0" w:val="0020"/>
+        <w:tblCaption w:val="Tabla 2. Ajuste lineal, constante del muelle y masa adicional."/>
       </w:tblPr>
       <w:tblGrid>
-        <w:gridCol w:w="9524"/>
+        <w:gridCol w:w="1131"/>
+        <w:gridCol w:w="1131"/>
+        <w:gridCol w:w="1131"/>
+        <w:gridCol w:w="1131"/>
+        <w:gridCol w:w="1131"/>
+        <w:gridCol w:w="1131"/>
+        <w:gridCol w:w="1131"/>
       </w:tblGrid>
       <w:tr>
         <w:trPr>
-          <w:trHeight w:val="1701" w:hRule="atLeast"/>
+          <w:trHeight w:val="510" w:hRule="atLeast"/>
+          <w:tblHeader w:val="true"/>
         </w:trPr>
         <w:tc>
           <w:tcPr>
-            <w:tcW w:type="dxa" w:w="9524"/>
-          </w:tcPr>
-          <w:p/>
+            <w:shd w:val="clear" w:color="auto" w:fill="FFF0C1"/>
+            <w:vAlign w:val="center"/>
+          </w:tcPr>
+          <w:p>
+            <w:pPr>
+              <w:pStyle w:val="Compact"/>
+              <w:keepNext/>
+              <w:jc w:val="center"/>
+            </w:pPr>
+            <m:oMath>
+              <m:r>
+                <m:t>B</m:t>
+              </m:r>
+            </m:oMath>
+            <w:r>
+              <w:rPr>
+                <w:sz w:val="20"/>
+              </w:rPr>
+              <w:t xml:space="preserve"> </w:t>
+            </w:r>
+            <w:r>
+              <w:rPr>
+                <w:sz w:val="20"/>
+              </w:rPr>
+              <w:t xml:space="preserve">(s²/kg)</w:t>
+            </w:r>
+          </w:p>
+        </w:tc>
+        <w:tc>
+          <w:tcPr>
+            <w:shd w:val="clear" w:color="auto" w:fill="FFF0C1"/>
+            <w:vAlign w:val="center"/>
+          </w:tcPr>
+          <w:p>
+            <w:pPr>
+              <w:pStyle w:val="Compact"/>
+              <w:keepNext/>
+              <w:jc w:val="center"/>
+            </w:pPr>
+            <m:oMath>
+              <m:r>
+                <m:t>A</m:t>
+              </m:r>
+            </m:oMath>
+            <w:r>
+              <w:rPr>
+                <w:sz w:val="20"/>
+              </w:rPr>
+              <w:t xml:space="preserve"> </w:t>
+            </w:r>
+            <w:r>
+              <w:rPr>
+                <w:sz w:val="20"/>
+              </w:rPr>
+              <w:t xml:space="preserve">(s²)</w:t>
+            </w:r>
+          </w:p>
+        </w:tc>
+        <w:tc>
+          <w:tcPr>
+            <w:shd w:val="clear" w:color="auto" w:fill="FFF0C1"/>
+            <w:vAlign w:val="center"/>
+          </w:tcPr>
+          <w:p>
+            <w:pPr>
+              <w:pStyle w:val="Compact"/>
+              <w:keepNext/>
+              <w:jc w:val="center"/>
+            </w:pPr>
+            <m:oMath>
+              <m:r>
+                <m:t>r</m:t>
+              </m:r>
+            </m:oMath>
+          </w:p>
+        </w:tc>
+        <w:tc>
+          <w:tcPr>
+            <w:shd w:val="clear" w:color="auto" w:fill="FFF0C1"/>
+            <w:vAlign w:val="center"/>
+          </w:tcPr>
+          <w:p>
+            <w:pPr>
+              <w:pStyle w:val="Compact"/>
+              <w:keepNext/>
+              <w:jc w:val="center"/>
+            </w:pPr>
+            <m:oMath>
+              <m:r>
+                <m:t>k</m:t>
+              </m:r>
+            </m:oMath>
+            <w:r>
+              <w:rPr>
+                <w:sz w:val="20"/>
+              </w:rPr>
+              <w:t xml:space="preserve"> </w:t>
+            </w:r>
+            <w:r>
+              <w:rPr>
+                <w:sz w:val="20"/>
+              </w:rPr>
+              <w:t xml:space="preserve">(N/m)</w:t>
+            </w:r>
+          </w:p>
+        </w:tc>
+        <w:tc>
+          <w:tcPr>
+            <w:shd w:val="clear" w:color="auto" w:fill="FFF0C1"/>
+            <w:vAlign w:val="center"/>
+          </w:tcPr>
+          <w:p>
+            <w:pPr>
+              <w:pStyle w:val="Compact"/>
+              <w:keepNext/>
+              <w:jc w:val="center"/>
+            </w:pPr>
+            <m:oMath>
+              <m:sSub>
+                <m:e>
+                  <m:r>
+                    <m:t>ε</m:t>
+                  </m:r>
+                </m:e>
+                <m:sub>
+                  <m:r>
+                    <m:t>k</m:t>
+                  </m:r>
+                </m:sub>
+              </m:sSub>
+            </m:oMath>
+            <w:r>
+              <w:rPr>
+                <w:sz w:val="20"/>
+              </w:rPr>
+              <w:t xml:space="preserve"> </w:t>
+            </w:r>
+            <w:r>
+              <w:rPr>
+                <w:sz w:val="20"/>
+              </w:rPr>
+              <w:t xml:space="preserve">(N/m)</w:t>
+            </w:r>
+          </w:p>
+        </w:tc>
+        <w:tc>
+          <w:tcPr>
+            <w:shd w:val="clear" w:color="auto" w:fill="FFF0C1"/>
+            <w:vAlign w:val="center"/>
+          </w:tcPr>
+          <w:p>
+            <w:pPr>
+              <w:pStyle w:val="Compact"/>
+              <w:keepNext/>
+              <w:jc w:val="center"/>
+            </w:pPr>
+            <m:oMath>
+              <m:sSub>
+                <m:e>
+                  <m:r>
+                    <m:t>m</m:t>
+                  </m:r>
+                </m:e>
+                <m:sub>
+                  <m:r>
+                    <m:t>0</m:t>
+                  </m:r>
+                </m:sub>
+              </m:sSub>
+            </m:oMath>
+            <w:r>
+              <w:rPr>
+                <w:sz w:val="20"/>
+              </w:rPr>
+              <w:t xml:space="preserve"> </w:t>
+            </w:r>
+            <w:r>
+              <w:rPr>
+                <w:sz w:val="20"/>
+              </w:rPr>
+              <w:t xml:space="preserve">(kg)</w:t>
+            </w:r>
+          </w:p>
+        </w:tc>
+        <w:tc>
+          <w:tcPr>
+            <w:shd w:val="clear" w:color="auto" w:fill="FFF0C1"/>
+            <w:vAlign w:val="center"/>
+          </w:tcPr>
+          <w:p>
+            <w:pPr>
+              <w:pStyle w:val="Compact"/>
+              <w:keepNext/>
+              <w:jc w:val="center"/>
+            </w:pPr>
+            <m:oMath>
+              <m:sSub>
+                <m:e>
+                  <m:r>
+                    <m:t>ε</m:t>
+                  </m:r>
+                </m:e>
+                <m:sub>
+                  <m:sSub>
+                    <m:e>
+                      <m:r>
+                        <m:t>m</m:t>
+                      </m:r>
+                    </m:e>
+                    <m:sub>
+                      <m:r>
+                        <m:t>0</m:t>
+                      </m:r>
+                    </m:sub>
+                  </m:sSub>
+                </m:sub>
+              </m:sSub>
+            </m:oMath>
+            <w:r>
+              <w:rPr>
+                <w:sz w:val="20"/>
+              </w:rPr>
+              <w:t xml:space="preserve"> </w:t>
+            </w:r>
+            <w:r>
+              <w:rPr>
+                <w:sz w:val="20"/>
+              </w:rPr>
+              <w:t xml:space="preserve">(kg)</w:t>
+            </w:r>
+          </w:p>
+        </w:tc>
+      </w:tr>
+      <w:tr>
+        <w:trPr>
+          <w:trHeight w:val="425" w:hRule="atLeast"/>
+        </w:trPr>
+        <w:tc>
+          <w:tcPr>
+            <w:vAlign w:val="center"/>
+          </w:tcPr>
+          <w:p>
+            <w:pPr>
+              <w:pStyle w:val="Compact"/>
+              <w:keepNext/>
+              <w:jc w:val="center"/>
+            </w:pPr>
+            <w:r>
+              <w:rPr>
+                <w:sz w:val="20"/>
+              </w:rPr>
+              <w:t xml:space="preserve"> </w:t>
+            </w:r>
+          </w:p>
+        </w:tc>
+        <w:tc>
+          <w:tcPr>
+            <w:vAlign w:val="center"/>
+          </w:tcPr>
+          <w:p>
+            <w:pPr>
+              <w:pStyle w:val="Compact"/>
+              <w:keepNext/>
+              <w:jc w:val="center"/>
+            </w:pPr>
+            <w:r>
+              <w:rPr>
+                <w:sz w:val="20"/>
+              </w:rPr>
+              <w:t xml:space="preserve"> </w:t>
+            </w:r>
+          </w:p>
+        </w:tc>
+        <w:tc>
+          <w:tcPr>
+            <w:vAlign w:val="center"/>
+          </w:tcPr>
+          <w:p>
+            <w:pPr>
+              <w:pStyle w:val="Compact"/>
+              <w:keepNext/>
+              <w:jc w:val="center"/>
+            </w:pPr>
+            <w:r>
+              <w:rPr>
+                <w:sz w:val="20"/>
+              </w:rPr>
+              <w:t xml:space="preserve"> </w:t>
+            </w:r>
+          </w:p>
+        </w:tc>
+        <w:tc>
+          <w:tcPr>
+            <w:vAlign w:val="center"/>
+          </w:tcPr>
+          <w:p>
+            <w:pPr>
+              <w:pStyle w:val="Compact"/>
+              <w:keepNext/>
+              <w:jc w:val="center"/>
+            </w:pPr>
+            <w:r>
+              <w:rPr>
+                <w:sz w:val="20"/>
+              </w:rPr>
+              <w:t xml:space="preserve"> </w:t>
+            </w:r>
+          </w:p>
+        </w:tc>
+        <w:tc>
+          <w:tcPr>
+            <w:vAlign w:val="center"/>
+          </w:tcPr>
+          <w:p>
+            <w:pPr>
+              <w:pStyle w:val="Compact"/>
+              <w:keepNext/>
+              <w:jc w:val="center"/>
+            </w:pPr>
+            <w:r>
+              <w:rPr>
+                <w:sz w:val="20"/>
+              </w:rPr>
+              <w:t xml:space="preserve"> </w:t>
+            </w:r>
+          </w:p>
+        </w:tc>
+        <w:tc>
+          <w:tcPr>
+            <w:vAlign w:val="center"/>
+          </w:tcPr>
+          <w:p>
+            <w:pPr>
+              <w:pStyle w:val="Compact"/>
+              <w:keepNext/>
+              <w:jc w:val="center"/>
+            </w:pPr>
+            <w:r>
+              <w:rPr>
+                <w:sz w:val="20"/>
+              </w:rPr>
+              <w:t xml:space="preserve"> </w:t>
+            </w:r>
+          </w:p>
+        </w:tc>
+        <w:tc>
+          <w:tcPr>
+            <w:vAlign w:val="center"/>
+          </w:tcPr>
+          <w:p>
+            <w:pPr>
+              <w:pStyle w:val="Compact"/>
+              <w:keepNext/>
+              <w:jc w:val="center"/>
+            </w:pPr>
+            <w:r>
+              <w:rPr>
+                <w:sz w:val="20"/>
+              </w:rPr>
+              <w:t xml:space="preserve"> </w:t>
+            </w:r>
+          </w:p>
         </w:tc>
       </w:tr>
     </w:tbl>
-    <w:p/>
-    <w:bookmarkEnd w:id="30"/>
+    <w:bookmarkEnd w:id="28"/>
     <w:sectPr>
       <w:headerReference w:type="default" r:id="rId9"/>
       <w:footerReference w:type="default" r:id="rId10"/>
